--- a/docs/20260827 Course guide Social Networks.docx
+++ b/docs/20260827 Course guide Social Networks.docx
@@ -1,6 +1,6 @@
 
 <file path=word/document.xml><?xml version="1.0" encoding="utf-8"?>
-<w:document xmlns:wpc="http://schemas.microsoft.com/office/word/2010/wordprocessingCanvas" xmlns:cx="http://schemas.microsoft.com/office/drawing/2014/chartex" xmlns:cx1="http://schemas.microsoft.com/office/drawing/2015/9/8/chartex" xmlns:cx2="http://schemas.microsoft.com/office/drawing/2015/10/21/chartex" xmlns:cx3="http://schemas.microsoft.com/office/drawing/2016/5/9/chartex" xmlns:cx4="http://schemas.microsoft.com/office/drawing/2016/5/10/chartex" xmlns:cx5="http://schemas.microsoft.com/office/drawing/2016/5/11/chartex" xmlns:cx6="http://schemas.microsoft.com/office/drawing/2016/5/12/chartex" xmlns:cx7="http://schemas.microsoft.com/office/drawing/2016/5/13/chartex" xmlns:cx8="http://schemas.microsoft.com/office/drawing/2016/5/14/chartex" xmlns:mc="http://schemas.openxmlformats.org/markup-compatibility/2006" xmlns:aink="http://schemas.microsoft.com/office/drawing/2016/ink" xmlns:am3d="http://schemas.microsoft.com/office/drawing/2017/model3d" xmlns:o="urn:schemas-microsoft-com:office:office" xmlns:oel="http://schemas.microsoft.com/office/2019/extlst" xmlns:r="http://schemas.openxmlformats.org/officeDocument/2006/relationships" xmlns:m="http://schemas.openxmlformats.org/officeDocument/2006/math" xmlns:v="urn:schemas-microsoft-com:vml" xmlns:wp14="http://schemas.microsoft.com/office/word/2010/wordprocessingDrawing" xmlns:wp="http://schemas.openxmlformats.org/drawingml/2006/wordprocessingDrawing" xmlns:w10="urn:schemas-microsoft-com:office:word" xmlns:w="http://schemas.openxmlformats.org/wordprocessingml/2006/main" xmlns:w14="http://schemas.microsoft.com/office/word/2010/wordml" xmlns:w15="http://schemas.microsoft.com/office/word/2012/wordml" xmlns:w16cex="http://schemas.microsoft.com/office/word/2018/wordml/cex" xmlns:w16cid="http://schemas.microsoft.com/office/word/2016/wordml/cid" xmlns:w16="http://schemas.microsoft.com/office/word/2018/wordml" xmlns:w16du="http://schemas.microsoft.com/office/word/2023/wordml/word16du" xmlns:w16sdtdh="http://schemas.microsoft.com/office/word/2020/wordml/sdtdatahash" xmlns:w16se="http://schemas.microsoft.com/office/word/2015/wordml/symex" xmlns:wpg="http://schemas.microsoft.com/office/word/2010/wordprocessingGroup" xmlns:wpi="http://schemas.microsoft.com/office/word/2010/wordprocessingInk" xmlns:wne="http://schemas.microsoft.com/office/word/2006/wordml" xmlns:wps="http://schemas.microsoft.com/office/word/2010/wordprocessingShape" mc:Ignorable="w14 w15 w16se w16cid w16 w16cex w16sdtdh w16du wp14">
+<w:document xmlns:wpc="http://schemas.microsoft.com/office/word/2010/wordprocessingCanvas" xmlns:cx="http://schemas.microsoft.com/office/drawing/2014/chartex" xmlns:cx1="http://schemas.microsoft.com/office/drawing/2015/9/8/chartex" xmlns:cx2="http://schemas.microsoft.com/office/drawing/2015/10/21/chartex" xmlns:cx3="http://schemas.microsoft.com/office/drawing/2016/5/9/chartex" xmlns:cx4="http://schemas.microsoft.com/office/drawing/2016/5/10/chartex" xmlns:cx5="http://schemas.microsoft.com/office/drawing/2016/5/11/chartex" xmlns:cx6="http://schemas.microsoft.com/office/drawing/2016/5/12/chartex" xmlns:cx7="http://schemas.microsoft.com/office/drawing/2016/5/13/chartex" xmlns:cx8="http://schemas.microsoft.com/office/drawing/2016/5/14/chartex" xmlns:mc="http://schemas.openxmlformats.org/markup-compatibility/2006" xmlns:aink="http://schemas.microsoft.com/office/drawing/2016/ink" xmlns:am3d="http://schemas.microsoft.com/office/drawing/2017/model3d" xmlns:o="urn:schemas-microsoft-com:office:office" xmlns:oel="http://schemas.microsoft.com/office/2019/extlst" xmlns:r="http://schemas.openxmlformats.org/officeDocument/2006/relationships" xmlns:m="http://schemas.openxmlformats.org/officeDocument/2006/math" xmlns:v="urn:schemas-microsoft-com:vml" xmlns:wp14="http://schemas.microsoft.com/office/word/2010/wordprocessingDrawing" xmlns:wp="http://schemas.openxmlformats.org/drawingml/2006/wordprocessingDrawing" xmlns:w10="urn:schemas-microsoft-com:office:word" xmlns:w="http://schemas.openxmlformats.org/wordprocessingml/2006/main" xmlns:w14="http://schemas.microsoft.com/office/word/2010/wordml" xmlns:w15="http://schemas.microsoft.com/office/word/2012/wordml" xmlns:w16cei="http://schemas.microsoft.com/office/word/2026/wordml/cei" xmlns:w16cex="http://schemas.microsoft.com/office/word/2018/wordml/cex" xmlns:w16cid="http://schemas.microsoft.com/office/word/2016/wordml/cid" xmlns:w16="http://schemas.microsoft.com/office/word/2018/wordml" xmlns:w16du="http://schemas.microsoft.com/office/word/2023/wordml/word16du" xmlns:w16sdtdh="http://schemas.microsoft.com/office/word/2020/wordml/sdtdatahash" xmlns:w16sdtfl="http://schemas.microsoft.com/office/word/2024/wordml/sdtformatlock" xmlns:w16se="http://schemas.microsoft.com/office/word/2015/wordml/symex" xmlns:wpg="http://schemas.microsoft.com/office/word/2010/wordprocessingGroup" xmlns:wpi="http://schemas.microsoft.com/office/word/2010/wordprocessingInk" xmlns:wne="http://schemas.microsoft.com/office/word/2006/wordml" xmlns:wps="http://schemas.microsoft.com/office/word/2010/wordprocessingShape" mc:Ignorable="w14 w15 w16se w16cid w16 w16cex w16sdtdh w16sdtfl w16du wp14">
   <w:body>
     <w:p>
       <w:pPr>
@@ -386,7 +386,23 @@
           <w:rFonts w:ascii="Verdana" w:eastAsia="Times New Roman" w:hAnsi="Verdana" w:cs="Times New Roman"/>
           <w:lang w:val="en-GB" w:eastAsia="en-GB"/>
         </w:rPr>
-        <w:t>One of the key questions in social science research is how and with whom we interact and how such interactions within society or communities influence our own attitudes and behaviors. This course about social networks is therefore at the foundation of social science.</w:t>
+        <w:t xml:space="preserve">One of the key questions in social science research is how and with whom we interact and how such interactions within society or communities influence our own attitudes and </w:t>
+      </w:r>
+      <w:proofErr w:type="spellStart"/>
+      <w:r>
+        <w:rPr>
+          <w:rFonts w:ascii="Verdana" w:eastAsia="Times New Roman" w:hAnsi="Verdana" w:cs="Times New Roman"/>
+          <w:lang w:val="en-GB" w:eastAsia="en-GB"/>
+        </w:rPr>
+        <w:t>behaviors</w:t>
+      </w:r>
+      <w:proofErr w:type="spellEnd"/>
+      <w:r>
+        <w:rPr>
+          <w:rFonts w:ascii="Verdana" w:eastAsia="Times New Roman" w:hAnsi="Verdana" w:cs="Times New Roman"/>
+          <w:lang w:val="en-GB" w:eastAsia="en-GB"/>
+        </w:rPr>
+        <w:t>. This course about social networks is therefore at the foundation of social science.</w:t>
       </w:r>
     </w:p>
     <w:p>
@@ -408,7 +424,7 @@
     </w:p>
     <w:p>
       <w:pPr>
-        <w:pStyle w:val="Lijstalinea"/>
+        <w:pStyle w:val="ListParagraph"/>
         <w:numPr>
           <w:ilvl w:val="0"/>
           <w:numId w:val="21"/>
@@ -430,7 +446,7 @@
     </w:p>
     <w:p>
       <w:pPr>
-        <w:pStyle w:val="Lijstalinea"/>
+        <w:pStyle w:val="ListParagraph"/>
         <w:numPr>
           <w:ilvl w:val="0"/>
           <w:numId w:val="21"/>
@@ -447,12 +463,28 @@
           <w:rFonts w:ascii="Verdana" w:eastAsia="Times New Roman" w:hAnsi="Verdana" w:cs="Times New Roman"/>
           <w:lang w:val="en-GB" w:eastAsia="en-GB"/>
         </w:rPr>
-        <w:t>the consequences of such social networks (how do these interactions influence our behavior?);</w:t>
-      </w:r>
-    </w:p>
-    <w:p>
-      <w:pPr>
-        <w:pStyle w:val="Lijstalinea"/>
+        <w:t xml:space="preserve">the consequences of such social networks (how do these interactions influence our </w:t>
+      </w:r>
+      <w:proofErr w:type="spellStart"/>
+      <w:r>
+        <w:rPr>
+          <w:rFonts w:ascii="Verdana" w:eastAsia="Times New Roman" w:hAnsi="Verdana" w:cs="Times New Roman"/>
+          <w:lang w:val="en-GB" w:eastAsia="en-GB"/>
+        </w:rPr>
+        <w:t>behavior</w:t>
+      </w:r>
+      <w:proofErr w:type="spellEnd"/>
+      <w:r>
+        <w:rPr>
+          <w:rFonts w:ascii="Verdana" w:eastAsia="Times New Roman" w:hAnsi="Verdana" w:cs="Times New Roman"/>
+          <w:lang w:val="en-GB" w:eastAsia="en-GB"/>
+        </w:rPr>
+        <w:t>?);</w:t>
+      </w:r>
+    </w:p>
+    <w:p>
+      <w:pPr>
+        <w:pStyle w:val="ListParagraph"/>
         <w:numPr>
           <w:ilvl w:val="0"/>
           <w:numId w:val="21"/>
@@ -502,7 +534,7 @@
     </w:p>
     <w:p>
       <w:pPr>
-        <w:pStyle w:val="Lijstalinea"/>
+        <w:pStyle w:val="ListParagraph"/>
         <w:spacing w:before="100" w:beforeAutospacing="1" w:after="100" w:afterAutospacing="1" w:line="240" w:lineRule="auto"/>
         <w:ind w:left="1080"/>
         <w:jc w:val="both"/>
@@ -514,7 +546,7 @@
     </w:p>
     <w:p>
       <w:pPr>
-        <w:pStyle w:val="Lijstalinea"/>
+        <w:pStyle w:val="ListParagraph"/>
         <w:spacing w:before="100" w:beforeAutospacing="1" w:after="100" w:afterAutospacing="1" w:line="240" w:lineRule="auto"/>
         <w:ind w:left="0"/>
         <w:rPr>
@@ -581,7 +613,7 @@
     </w:p>
     <w:p>
       <w:pPr>
-        <w:pStyle w:val="Lijstalinea"/>
+        <w:pStyle w:val="ListParagraph"/>
         <w:spacing w:before="100" w:beforeAutospacing="1" w:after="100" w:afterAutospacing="1" w:line="240" w:lineRule="auto"/>
         <w:ind w:left="0"/>
         <w:rPr>
@@ -599,7 +631,7 @@
     </w:p>
     <w:p>
       <w:pPr>
-        <w:pStyle w:val="Lijstalinea"/>
+        <w:pStyle w:val="ListParagraph"/>
         <w:spacing w:before="100" w:beforeAutospacing="1" w:after="100" w:afterAutospacing="1" w:line="240" w:lineRule="auto"/>
         <w:ind w:left="0"/>
         <w:rPr>
@@ -675,7 +707,23 @@
           <w:rFonts w:ascii="Verdana" w:eastAsia="Times New Roman" w:hAnsi="Verdana" w:cs="Times New Roman"/>
           <w:lang w:val="en-GB" w:eastAsia="en-GB"/>
         </w:rPr>
-        <w:t xml:space="preserve">There are many different methods to analyse social networks. In this course we focus on the Stochastic Actor Orientated Model as implemented in the R package RSiena. Mastering the basics of this method will hopefully provide a stepping stone for alternative methods like </w:t>
+        <w:t xml:space="preserve">There are many different methods to analyse social networks. In this course we focus on the Stochastic Actor Orientated Model as implemented in the R package </w:t>
+      </w:r>
+      <w:proofErr w:type="spellStart"/>
+      <w:r>
+        <w:rPr>
+          <w:rFonts w:ascii="Verdana" w:eastAsia="Times New Roman" w:hAnsi="Verdana" w:cs="Times New Roman"/>
+          <w:lang w:val="en-GB" w:eastAsia="en-GB"/>
+        </w:rPr>
+        <w:t>RSiena</w:t>
+      </w:r>
+      <w:proofErr w:type="spellEnd"/>
+      <w:r>
+        <w:rPr>
+          <w:rFonts w:ascii="Verdana" w:eastAsia="Times New Roman" w:hAnsi="Verdana" w:cs="Times New Roman"/>
+          <w:lang w:val="en-GB" w:eastAsia="en-GB"/>
+        </w:rPr>
+        <w:t xml:space="preserve">. Mastering the basics of this method will hopefully provide a stepping stone for alternative methods like </w:t>
       </w:r>
       <w:r>
         <w:rPr>
@@ -759,7 +807,7 @@
     </w:p>
     <w:p>
       <w:pPr>
-        <w:pStyle w:val="Lijstalinea"/>
+        <w:pStyle w:val="ListParagraph"/>
         <w:numPr>
           <w:ilvl w:val="0"/>
           <w:numId w:val="16"/>
@@ -821,7 +869,7 @@
     </w:p>
     <w:p>
       <w:pPr>
-        <w:pStyle w:val="Lijstalinea"/>
+        <w:pStyle w:val="ListParagraph"/>
         <w:numPr>
           <w:ilvl w:val="0"/>
           <w:numId w:val="16"/>
@@ -911,7 +959,7 @@
     </w:p>
     <w:p>
       <w:pPr>
-        <w:pStyle w:val="Lijstalinea"/>
+        <w:pStyle w:val="ListParagraph"/>
         <w:numPr>
           <w:ilvl w:val="0"/>
           <w:numId w:val="15"/>
@@ -940,7 +988,7 @@
     </w:p>
     <w:p>
       <w:pPr>
-        <w:pStyle w:val="Lijstalinea"/>
+        <w:pStyle w:val="ListParagraph"/>
         <w:numPr>
           <w:ilvl w:val="0"/>
           <w:numId w:val="15"/>
@@ -1179,7 +1227,15 @@
           <w:rFonts w:ascii="Verdana" w:eastAsia="Times New Roman" w:hAnsi="Verdana" w:cs="Times New Roman"/>
           <w:lang w:val="en-GB" w:eastAsia="en-GB"/>
         </w:rPr>
-        <w:t xml:space="preserve"> and presentations by students</w:t>
+        <w:t xml:space="preserve"> and presentations by </w:t>
+      </w:r>
+      <w:proofErr w:type="gramStart"/>
+      <w:r>
+        <w:rPr>
+          <w:rFonts w:ascii="Verdana" w:eastAsia="Times New Roman" w:hAnsi="Verdana" w:cs="Times New Roman"/>
+          <w:lang w:val="en-GB" w:eastAsia="en-GB"/>
+        </w:rPr>
+        <w:t>students</w:t>
       </w:r>
       <w:r>
         <w:rPr>
@@ -1193,7 +1249,15 @@
           <w:rFonts w:ascii="Verdana" w:eastAsia="Times New Roman" w:hAnsi="Verdana" w:cs="Times New Roman"/>
           <w:lang w:val="en-GB" w:eastAsia="en-GB"/>
         </w:rPr>
-        <w:t xml:space="preserve"> but will spend the rest of the day to collectively work</w:t>
+        <w:t xml:space="preserve"> but</w:t>
+      </w:r>
+      <w:proofErr w:type="gramEnd"/>
+      <w:r>
+        <w:rPr>
+          <w:rFonts w:ascii="Verdana" w:eastAsia="Times New Roman" w:hAnsi="Verdana" w:cs="Times New Roman"/>
+          <w:lang w:val="en-GB" w:eastAsia="en-GB"/>
+        </w:rPr>
+        <w:t xml:space="preserve"> will spend the rest of the day to collectively work</w:t>
       </w:r>
       <w:r>
         <w:rPr>
@@ -1323,7 +1387,39 @@
           <w:rFonts w:ascii="Verdana" w:eastAsia="Times New Roman" w:hAnsi="Verdana" w:cs="Times New Roman"/>
           <w:lang w:val="en-GB" w:eastAsia="en-GB"/>
         </w:rPr>
-        <w:t xml:space="preserve">journal (i.e. within a git repository on Github) which is publicly accessible via a personalized website (i.e. github pages). </w:t>
+        <w:t xml:space="preserve">journal (i.e. within a git repository on </w:t>
+      </w:r>
+      <w:proofErr w:type="spellStart"/>
+      <w:r>
+        <w:rPr>
+          <w:rFonts w:ascii="Verdana" w:eastAsia="Times New Roman" w:hAnsi="Verdana" w:cs="Times New Roman"/>
+          <w:lang w:val="en-GB" w:eastAsia="en-GB"/>
+        </w:rPr>
+        <w:t>Github</w:t>
+      </w:r>
+      <w:proofErr w:type="spellEnd"/>
+      <w:r>
+        <w:rPr>
+          <w:rFonts w:ascii="Verdana" w:eastAsia="Times New Roman" w:hAnsi="Verdana" w:cs="Times New Roman"/>
+          <w:lang w:val="en-GB" w:eastAsia="en-GB"/>
+        </w:rPr>
+        <w:t xml:space="preserve">) which is publicly accessible via a personalized website (i.e. </w:t>
+      </w:r>
+      <w:proofErr w:type="spellStart"/>
+      <w:r>
+        <w:rPr>
+          <w:rFonts w:ascii="Verdana" w:eastAsia="Times New Roman" w:hAnsi="Verdana" w:cs="Times New Roman"/>
+          <w:lang w:val="en-GB" w:eastAsia="en-GB"/>
+        </w:rPr>
+        <w:t>github</w:t>
+      </w:r>
+      <w:proofErr w:type="spellEnd"/>
+      <w:r>
+        <w:rPr>
+          <w:rFonts w:ascii="Verdana" w:eastAsia="Times New Roman" w:hAnsi="Verdana" w:cs="Times New Roman"/>
+          <w:lang w:val="en-GB" w:eastAsia="en-GB"/>
+        </w:rPr>
+        <w:t xml:space="preserve"> pages). </w:t>
       </w:r>
       <w:r>
         <w:rPr>
@@ -1367,27 +1463,52 @@
           <w:rFonts w:ascii="Verdana" w:eastAsia="Times New Roman" w:hAnsi="Verdana" w:cs="Times New Roman"/>
           <w:lang w:val="en-GB" w:eastAsia="en-GB"/>
         </w:rPr>
-        <w:t xml:space="preserve">For an examples see here: </w:t>
-      </w:r>
-    </w:p>
-    <w:p>
-      <w:pPr>
-        <w:rPr>
-          <w:rFonts w:ascii="Verdana" w:eastAsia="Times New Roman" w:hAnsi="Verdana" w:cs="Times New Roman"/>
-          <w:lang w:val="en-GB" w:eastAsia="en-GB"/>
-        </w:rPr>
-      </w:pPr>
-      <w:r>
-        <w:rPr>
-          <w:rFonts w:ascii="Verdana" w:eastAsia="Times New Roman" w:hAnsi="Verdana" w:cs="Times New Roman"/>
-          <w:lang w:val="en-GB" w:eastAsia="en-GB"/>
-        </w:rPr>
-        <w:t>Yeargroup 2022-2023</w:t>
-      </w:r>
-    </w:p>
-    <w:p>
-      <w:pPr>
-        <w:pStyle w:val="Lijstalinea"/>
+        <w:t xml:space="preserve">For </w:t>
+      </w:r>
+      <w:proofErr w:type="gramStart"/>
+      <w:r>
+        <w:rPr>
+          <w:rFonts w:ascii="Verdana" w:eastAsia="Times New Roman" w:hAnsi="Verdana" w:cs="Times New Roman"/>
+          <w:lang w:val="en-GB" w:eastAsia="en-GB"/>
+        </w:rPr>
+        <w:t>an examples</w:t>
+      </w:r>
+      <w:proofErr w:type="gramEnd"/>
+      <w:r>
+        <w:rPr>
+          <w:rFonts w:ascii="Verdana" w:eastAsia="Times New Roman" w:hAnsi="Verdana" w:cs="Times New Roman"/>
+          <w:lang w:val="en-GB" w:eastAsia="en-GB"/>
+        </w:rPr>
+        <w:t xml:space="preserve"> see here: </w:t>
+      </w:r>
+    </w:p>
+    <w:p>
+      <w:pPr>
+        <w:rPr>
+          <w:rFonts w:ascii="Verdana" w:eastAsia="Times New Roman" w:hAnsi="Verdana" w:cs="Times New Roman"/>
+          <w:lang w:val="en-GB" w:eastAsia="en-GB"/>
+        </w:rPr>
+      </w:pPr>
+      <w:proofErr w:type="spellStart"/>
+      <w:r>
+        <w:rPr>
+          <w:rFonts w:ascii="Verdana" w:eastAsia="Times New Roman" w:hAnsi="Verdana" w:cs="Times New Roman"/>
+          <w:lang w:val="en-GB" w:eastAsia="en-GB"/>
+        </w:rPr>
+        <w:t>Yeargroup</w:t>
+      </w:r>
+      <w:proofErr w:type="spellEnd"/>
+      <w:r>
+        <w:rPr>
+          <w:rFonts w:ascii="Verdana" w:eastAsia="Times New Roman" w:hAnsi="Verdana" w:cs="Times New Roman"/>
+          <w:lang w:val="en-GB" w:eastAsia="en-GB"/>
+        </w:rPr>
+        <w:t xml:space="preserve"> 2022-2023</w:t>
+      </w:r>
+    </w:p>
+    <w:p>
+      <w:pPr>
+        <w:pStyle w:val="ListParagraph"/>
         <w:numPr>
           <w:ilvl w:val="0"/>
           <w:numId w:val="20"/>
@@ -1410,7 +1531,7 @@
     </w:p>
     <w:p>
       <w:pPr>
-        <w:pStyle w:val="Lijstalinea"/>
+        <w:pStyle w:val="ListParagraph"/>
         <w:numPr>
           <w:ilvl w:val="0"/>
           <w:numId w:val="20"/>
@@ -1433,7 +1554,7 @@
     </w:p>
     <w:p>
       <w:pPr>
-        <w:pStyle w:val="Lijstalinea"/>
+        <w:pStyle w:val="ListParagraph"/>
         <w:numPr>
           <w:ilvl w:val="0"/>
           <w:numId w:val="20"/>
@@ -1468,17 +1589,26 @@
           <w:lang w:val="en-GB" w:eastAsia="en-GB"/>
         </w:rPr>
       </w:pPr>
-      <w:r>
-        <w:rPr>
-          <w:rFonts w:ascii="Verdana" w:eastAsia="Times New Roman" w:hAnsi="Verdana" w:cs="Times New Roman"/>
-          <w:lang w:val="en-GB" w:eastAsia="en-GB"/>
-        </w:rPr>
-        <w:t xml:space="preserve">Yeargroup 2024-2025 </w:t>
-      </w:r>
-    </w:p>
-    <w:p>
-      <w:pPr>
-        <w:pStyle w:val="Lijstalinea"/>
+      <w:proofErr w:type="spellStart"/>
+      <w:r>
+        <w:rPr>
+          <w:rFonts w:ascii="Verdana" w:eastAsia="Times New Roman" w:hAnsi="Verdana" w:cs="Times New Roman"/>
+          <w:lang w:val="en-GB" w:eastAsia="en-GB"/>
+        </w:rPr>
+        <w:t>Yeargroup</w:t>
+      </w:r>
+      <w:proofErr w:type="spellEnd"/>
+      <w:r>
+        <w:rPr>
+          <w:rFonts w:ascii="Verdana" w:eastAsia="Times New Roman" w:hAnsi="Verdana" w:cs="Times New Roman"/>
+          <w:lang w:val="en-GB" w:eastAsia="en-GB"/>
+        </w:rPr>
+        <w:t xml:space="preserve"> 2024-2025 </w:t>
+      </w:r>
+    </w:p>
+    <w:p>
+      <w:pPr>
+        <w:pStyle w:val="ListParagraph"/>
         <w:numPr>
           <w:ilvl w:val="0"/>
           <w:numId w:val="20"/>
@@ -1501,7 +1631,7 @@
     </w:p>
     <w:p>
       <w:pPr>
-        <w:pStyle w:val="Lijstalinea"/>
+        <w:pStyle w:val="ListParagraph"/>
         <w:numPr>
           <w:ilvl w:val="0"/>
           <w:numId w:val="20"/>
@@ -1524,7 +1654,7 @@
     </w:p>
     <w:p>
       <w:pPr>
-        <w:pStyle w:val="Lijstalinea"/>
+        <w:pStyle w:val="ListParagraph"/>
         <w:numPr>
           <w:ilvl w:val="0"/>
           <w:numId w:val="20"/>
@@ -1547,7 +1677,7 @@
     </w:p>
     <w:p>
       <w:pPr>
-        <w:pStyle w:val="Lijstalinea"/>
+        <w:pStyle w:val="ListParagraph"/>
         <w:numPr>
           <w:ilvl w:val="0"/>
           <w:numId w:val="20"/>
@@ -1570,7 +1700,7 @@
     </w:p>
     <w:p>
       <w:pPr>
-        <w:pStyle w:val="Lijstalinea"/>
+        <w:pStyle w:val="ListParagraph"/>
         <w:numPr>
           <w:ilvl w:val="0"/>
           <w:numId w:val="20"/>
@@ -1593,7 +1723,7 @@
     </w:p>
     <w:p>
       <w:pPr>
-        <w:pStyle w:val="Lijstalinea"/>
+        <w:pStyle w:val="ListParagraph"/>
         <w:numPr>
           <w:ilvl w:val="0"/>
           <w:numId w:val="20"/>
@@ -1616,7 +1746,7 @@
     </w:p>
     <w:p>
       <w:pPr>
-        <w:pStyle w:val="Lijstalinea"/>
+        <w:pStyle w:val="ListParagraph"/>
         <w:numPr>
           <w:ilvl w:val="0"/>
           <w:numId w:val="20"/>
@@ -1647,17 +1777,26 @@
           <w:lang w:val="en-GB" w:eastAsia="en-GB"/>
         </w:rPr>
       </w:pPr>
-      <w:r>
-        <w:rPr>
-          <w:rFonts w:ascii="Verdana" w:eastAsia="Times New Roman" w:hAnsi="Verdana" w:cs="Times New Roman"/>
-          <w:lang w:val="en-GB" w:eastAsia="en-GB"/>
-        </w:rPr>
-        <w:t>Yeargroup 2025-2026</w:t>
-      </w:r>
-    </w:p>
-    <w:p>
-      <w:pPr>
-        <w:pStyle w:val="Lijstalinea"/>
+      <w:proofErr w:type="spellStart"/>
+      <w:r>
+        <w:rPr>
+          <w:rFonts w:ascii="Verdana" w:eastAsia="Times New Roman" w:hAnsi="Verdana" w:cs="Times New Roman"/>
+          <w:lang w:val="en-GB" w:eastAsia="en-GB"/>
+        </w:rPr>
+        <w:t>Yeargroup</w:t>
+      </w:r>
+      <w:proofErr w:type="spellEnd"/>
+      <w:r>
+        <w:rPr>
+          <w:rFonts w:ascii="Verdana" w:eastAsia="Times New Roman" w:hAnsi="Verdana" w:cs="Times New Roman"/>
+          <w:lang w:val="en-GB" w:eastAsia="en-GB"/>
+        </w:rPr>
+        <w:t xml:space="preserve"> 2025-2026</w:t>
+      </w:r>
+    </w:p>
+    <w:p>
+      <w:pPr>
+        <w:pStyle w:val="ListParagraph"/>
         <w:numPr>
           <w:ilvl w:val="0"/>
           <w:numId w:val="20"/>
@@ -1687,7 +1826,7 @@
     </w:p>
     <w:p>
       <w:pPr>
-        <w:pStyle w:val="Lijstalinea"/>
+        <w:pStyle w:val="ListParagraph"/>
         <w:numPr>
           <w:ilvl w:val="0"/>
           <w:numId w:val="20"/>
@@ -1710,7 +1849,7 @@
     </w:p>
     <w:p>
       <w:pPr>
-        <w:pStyle w:val="Lijstalinea"/>
+        <w:pStyle w:val="ListParagraph"/>
         <w:numPr>
           <w:ilvl w:val="0"/>
           <w:numId w:val="20"/>
@@ -1740,7 +1879,7 @@
     </w:p>
     <w:p>
       <w:pPr>
-        <w:pStyle w:val="Lijstalinea"/>
+        <w:pStyle w:val="ListParagraph"/>
         <w:numPr>
           <w:ilvl w:val="0"/>
           <w:numId w:val="20"/>
@@ -1770,7 +1909,7 @@
     </w:p>
     <w:p>
       <w:pPr>
-        <w:pStyle w:val="Lijstalinea"/>
+        <w:pStyle w:val="ListParagraph"/>
         <w:numPr>
           <w:ilvl w:val="0"/>
           <w:numId w:val="20"/>
@@ -1800,7 +1939,7 @@
     </w:p>
     <w:p>
       <w:pPr>
-        <w:pStyle w:val="Lijstalinea"/>
+        <w:pStyle w:val="ListParagraph"/>
         <w:numPr>
           <w:ilvl w:val="0"/>
           <w:numId w:val="20"/>
@@ -1830,7 +1969,7 @@
     </w:p>
     <w:p>
       <w:pPr>
-        <w:pStyle w:val="Lijstalinea"/>
+        <w:pStyle w:val="ListParagraph"/>
         <w:rPr>
           <w:rFonts w:ascii="Verdana" w:eastAsia="Times New Roman" w:hAnsi="Verdana" w:cs="Times New Roman"/>
           <w:lang w:val="en-GB" w:eastAsia="en-GB"/>
@@ -1864,7 +2003,7 @@
     </w:p>
     <w:p>
       <w:pPr>
-        <w:pStyle w:val="Lijstalinea"/>
+        <w:pStyle w:val="ListParagraph"/>
         <w:numPr>
           <w:ilvl w:val="0"/>
           <w:numId w:val="4"/>
@@ -1891,7 +2030,7 @@
     </w:p>
     <w:p>
       <w:pPr>
-        <w:pStyle w:val="Lijstalinea"/>
+        <w:pStyle w:val="ListParagraph"/>
         <w:numPr>
           <w:ilvl w:val="1"/>
           <w:numId w:val="4"/>
@@ -1918,7 +2057,7 @@
     </w:p>
     <w:p>
       <w:pPr>
-        <w:pStyle w:val="Lijstalinea"/>
+        <w:pStyle w:val="ListParagraph"/>
         <w:numPr>
           <w:ilvl w:val="0"/>
           <w:numId w:val="4"/>
@@ -1945,7 +2084,7 @@
     </w:p>
     <w:p>
       <w:pPr>
-        <w:pStyle w:val="Lijstalinea"/>
+        <w:pStyle w:val="ListParagraph"/>
         <w:numPr>
           <w:ilvl w:val="1"/>
           <w:numId w:val="4"/>
@@ -2053,7 +2192,7 @@
     </w:p>
     <w:p>
       <w:pPr>
-        <w:pStyle w:val="Lijstalinea"/>
+        <w:pStyle w:val="ListParagraph"/>
         <w:numPr>
           <w:ilvl w:val="0"/>
           <w:numId w:val="14"/>
@@ -2107,7 +2246,7 @@
     </w:p>
     <w:p>
       <w:pPr>
-        <w:pStyle w:val="Lijstalinea"/>
+        <w:pStyle w:val="ListParagraph"/>
         <w:numPr>
           <w:ilvl w:val="0"/>
           <w:numId w:val="14"/>
@@ -2117,23 +2256,54 @@
           <w:rFonts w:ascii="Verdana" w:hAnsi="Verdana"/>
         </w:rPr>
       </w:pPr>
-      <w:r>
-        <w:rPr>
-          <w:rFonts w:ascii="Verdana" w:hAnsi="Verdana"/>
-          <w:b/>
-        </w:rPr>
-        <w:t>Lecture:</w:t>
-      </w:r>
-      <w:r>
-        <w:rPr>
-          <w:rFonts w:ascii="Verdana" w:hAnsi="Verdana"/>
-        </w:rPr>
-        <w:t xml:space="preserve"> Introduction Network Perspective</w:t>
-      </w:r>
-    </w:p>
-    <w:p>
-      <w:pPr>
-        <w:pStyle w:val="Lijstalinea"/>
+      <w:proofErr w:type="spellStart"/>
+      <w:r>
+        <w:rPr>
+          <w:rFonts w:ascii="Verdana" w:hAnsi="Verdana"/>
+          <w:b/>
+        </w:rPr>
+        <w:t>Lecture</w:t>
+      </w:r>
+      <w:proofErr w:type="spellEnd"/>
+      <w:r>
+        <w:rPr>
+          <w:rFonts w:ascii="Verdana" w:hAnsi="Verdana"/>
+          <w:b/>
+        </w:rPr>
+        <w:t>:</w:t>
+      </w:r>
+      <w:r>
+        <w:rPr>
+          <w:rFonts w:ascii="Verdana" w:hAnsi="Verdana"/>
+        </w:rPr>
+        <w:t xml:space="preserve"> </w:t>
+      </w:r>
+      <w:proofErr w:type="spellStart"/>
+      <w:r>
+        <w:rPr>
+          <w:rFonts w:ascii="Verdana" w:hAnsi="Verdana"/>
+        </w:rPr>
+        <w:t>Introduction</w:t>
+      </w:r>
+      <w:proofErr w:type="spellEnd"/>
+      <w:r>
+        <w:rPr>
+          <w:rFonts w:ascii="Verdana" w:hAnsi="Verdana"/>
+        </w:rPr>
+        <w:t xml:space="preserve"> Network </w:t>
+      </w:r>
+      <w:proofErr w:type="spellStart"/>
+      <w:r>
+        <w:rPr>
+          <w:rFonts w:ascii="Verdana" w:hAnsi="Verdana"/>
+        </w:rPr>
+        <w:t>Perspective</w:t>
+      </w:r>
+      <w:proofErr w:type="spellEnd"/>
+    </w:p>
+    <w:p>
+      <w:pPr>
+        <w:pStyle w:val="ListParagraph"/>
         <w:numPr>
           <w:ilvl w:val="0"/>
           <w:numId w:val="14"/>
@@ -2160,19 +2330,37 @@
         <w:t xml:space="preserve"> Setting up R, RStudio, Git, GitHub, </w:t>
       </w:r>
       <w:hyperlink r:id="rId28" w:history="1">
+        <w:proofErr w:type="spellStart"/>
         <w:r>
           <w:rPr>
             <w:rStyle w:val="Hyperlink"/>
             <w:rFonts w:ascii="Verdana" w:hAnsi="Verdana"/>
             <w:lang w:val="en-US"/>
           </w:rPr>
-          <w:t>Labjournal</w:t>
+          <w:t>Labj</w:t>
         </w:r>
+        <w:r>
+          <w:rPr>
+            <w:rStyle w:val="Hyperlink"/>
+            <w:rFonts w:ascii="Verdana" w:hAnsi="Verdana"/>
+            <w:lang w:val="en-US"/>
+          </w:rPr>
+          <w:t>o</w:t>
+        </w:r>
+        <w:r>
+          <w:rPr>
+            <w:rStyle w:val="Hyperlink"/>
+            <w:rFonts w:ascii="Verdana" w:hAnsi="Verdana"/>
+            <w:lang w:val="en-US"/>
+          </w:rPr>
+          <w:t>urnal</w:t>
+        </w:r>
+        <w:proofErr w:type="spellEnd"/>
       </w:hyperlink>
     </w:p>
     <w:p>
       <w:pPr>
-        <w:pStyle w:val="Lijstalinea"/>
+        <w:pStyle w:val="ListParagraph"/>
         <w:numPr>
           <w:ilvl w:val="0"/>
           <w:numId w:val="14"/>
@@ -2201,7 +2389,7 @@
     </w:p>
     <w:p>
       <w:pPr>
-        <w:pStyle w:val="Lijstalinea"/>
+        <w:pStyle w:val="ListParagraph"/>
         <w:numPr>
           <w:ilvl w:val="1"/>
           <w:numId w:val="14"/>
@@ -2222,7 +2410,7 @@
     </w:p>
     <w:p>
       <w:pPr>
-        <w:pStyle w:val="Lijstalinea"/>
+        <w:pStyle w:val="ListParagraph"/>
         <w:numPr>
           <w:ilvl w:val="1"/>
           <w:numId w:val="14"/>
@@ -2257,7 +2445,7 @@
     </w:p>
     <w:p>
       <w:pPr>
-        <w:pStyle w:val="Lijstalinea"/>
+        <w:pStyle w:val="ListParagraph"/>
         <w:numPr>
           <w:ilvl w:val="0"/>
           <w:numId w:val="14"/>
@@ -2286,7 +2474,7 @@
     </w:p>
     <w:p>
       <w:pPr>
-        <w:pStyle w:val="Lijstalinea"/>
+        <w:pStyle w:val="ListParagraph"/>
         <w:numPr>
           <w:ilvl w:val="1"/>
           <w:numId w:val="14"/>
@@ -2319,7 +2507,7 @@
     </w:p>
     <w:p>
       <w:pPr>
-        <w:pStyle w:val="Lijstalinea"/>
+        <w:pStyle w:val="ListParagraph"/>
         <w:numPr>
           <w:ilvl w:val="1"/>
           <w:numId w:val="14"/>
@@ -2352,7 +2540,7 @@
     </w:p>
     <w:p>
       <w:pPr>
-        <w:pStyle w:val="Lijstalinea"/>
+        <w:pStyle w:val="ListParagraph"/>
         <w:numPr>
           <w:ilvl w:val="0"/>
           <w:numId w:val="14"/>
@@ -2381,7 +2569,7 @@
     </w:p>
     <w:p>
       <w:pPr>
-        <w:pStyle w:val="Lijstalinea"/>
+        <w:pStyle w:val="ListParagraph"/>
         <w:numPr>
           <w:ilvl w:val="1"/>
           <w:numId w:val="14"/>
@@ -2402,7 +2590,7 @@
     </w:p>
     <w:p>
       <w:pPr>
-        <w:pStyle w:val="Lijstalinea"/>
+        <w:pStyle w:val="ListParagraph"/>
         <w:numPr>
           <w:ilvl w:val="1"/>
           <w:numId w:val="14"/>
@@ -2425,12 +2613,28 @@
           <w:rFonts w:ascii="Verdana" w:eastAsia="Times New Roman" w:hAnsi="Verdana" w:cs="Times New Roman"/>
           <w:lang w:val="en-GB" w:eastAsia="en-GB"/>
         </w:rPr>
-        <w:t xml:space="preserve">. At least one of the papers should use RSiena to answer (parts of) the research question. </w:t>
-      </w:r>
-    </w:p>
-    <w:p>
-      <w:pPr>
-        <w:pStyle w:val="Lijstalinea"/>
+        <w:t xml:space="preserve">. At least one of the papers should use </w:t>
+      </w:r>
+      <w:proofErr w:type="spellStart"/>
+      <w:r>
+        <w:rPr>
+          <w:rFonts w:ascii="Verdana" w:eastAsia="Times New Roman" w:hAnsi="Verdana" w:cs="Times New Roman"/>
+          <w:lang w:val="en-GB" w:eastAsia="en-GB"/>
+        </w:rPr>
+        <w:t>RSiena</w:t>
+      </w:r>
+      <w:proofErr w:type="spellEnd"/>
+      <w:r>
+        <w:rPr>
+          <w:rFonts w:ascii="Verdana" w:eastAsia="Times New Roman" w:hAnsi="Verdana" w:cs="Times New Roman"/>
+          <w:lang w:val="en-GB" w:eastAsia="en-GB"/>
+        </w:rPr>
+        <w:t xml:space="preserve"> to answer (parts of) the research question. </w:t>
+      </w:r>
+    </w:p>
+    <w:p>
+      <w:pPr>
+        <w:pStyle w:val="ListParagraph"/>
         <w:numPr>
           <w:ilvl w:val="1"/>
           <w:numId w:val="14"/>
@@ -2458,7 +2662,7 @@
     </w:p>
     <w:p>
       <w:pPr>
-        <w:pStyle w:val="Lijstalinea"/>
+        <w:pStyle w:val="ListParagraph"/>
         <w:numPr>
           <w:ilvl w:val="1"/>
           <w:numId w:val="14"/>
@@ -2568,7 +2772,7 @@
     </w:p>
     <w:p>
       <w:pPr>
-        <w:pStyle w:val="Lijstalinea"/>
+        <w:pStyle w:val="ListParagraph"/>
         <w:numPr>
           <w:ilvl w:val="0"/>
           <w:numId w:val="14"/>
@@ -2583,7 +2787,7 @@
         <w:rPr>
           <w:rFonts w:ascii="Verdana" w:hAnsi="Verdana"/>
           <w:b/>
-          <w:lang w:val="fr-FR"/>
+          <w:lang w:val="en-US"/>
         </w:rPr>
         <w:t>SNASS</w:t>
       </w:r>
@@ -2591,7 +2795,7 @@
         <w:rPr>
           <w:rFonts w:ascii="Verdana" w:hAnsi="Verdana"/>
           <w:b/>
-          <w:lang w:val="fr-FR"/>
+          <w:lang w:val="en-US"/>
         </w:rPr>
         <w:t xml:space="preserve"> (read before class)</w:t>
       </w:r>
@@ -2599,28 +2803,28 @@
         <w:rPr>
           <w:rFonts w:ascii="Verdana" w:hAnsi="Verdana"/>
           <w:b/>
-          <w:lang w:val="fr-FR"/>
+          <w:lang w:val="en-US"/>
         </w:rPr>
         <w:t xml:space="preserve">: </w:t>
       </w:r>
       <w:r>
         <w:rPr>
           <w:rFonts w:ascii="Verdana" w:hAnsi="Verdana"/>
-          <w:lang w:val="fr-FR"/>
+          <w:lang w:val="en-US"/>
         </w:rPr>
         <w:t xml:space="preserve">Chapter 2, Paragraph 3.3, Chapter </w:t>
       </w:r>
       <w:r>
         <w:rPr>
           <w:rFonts w:ascii="Verdana" w:hAnsi="Verdana"/>
-          <w:lang w:val="fr-FR"/>
+          <w:lang w:val="en-US"/>
         </w:rPr>
         <w:t>4</w:t>
       </w:r>
     </w:p>
     <w:p>
       <w:pPr>
-        <w:pStyle w:val="Lijstalinea"/>
+        <w:pStyle w:val="ListParagraph"/>
         <w:numPr>
           <w:ilvl w:val="0"/>
           <w:numId w:val="14"/>
@@ -2637,12 +2841,48 @@
           <w:b/>
           <w:lang w:val="fr-FR"/>
         </w:rPr>
-        <w:t>Student presentations on literature/RQ</w:t>
-      </w:r>
-    </w:p>
-    <w:p>
-      <w:pPr>
-        <w:pStyle w:val="Lijstalinea"/>
+        <w:t xml:space="preserve">Student </w:t>
+      </w:r>
+      <w:proofErr w:type="spellStart"/>
+      <w:r>
+        <w:rPr>
+          <w:rFonts w:ascii="Verdana" w:hAnsi="Verdana"/>
+          <w:b/>
+          <w:lang w:val="fr-FR"/>
+        </w:rPr>
+        <w:t>presentations</w:t>
+      </w:r>
+      <w:proofErr w:type="spellEnd"/>
+      <w:r>
+        <w:rPr>
+          <w:rFonts w:ascii="Verdana" w:hAnsi="Verdana"/>
+          <w:b/>
+          <w:lang w:val="fr-FR"/>
+        </w:rPr>
+        <w:t xml:space="preserve"> on </w:t>
+      </w:r>
+      <w:proofErr w:type="spellStart"/>
+      <w:r>
+        <w:rPr>
+          <w:rFonts w:ascii="Verdana" w:hAnsi="Verdana"/>
+          <w:b/>
+          <w:lang w:val="fr-FR"/>
+        </w:rPr>
+        <w:t>literature</w:t>
+      </w:r>
+      <w:proofErr w:type="spellEnd"/>
+      <w:r>
+        <w:rPr>
+          <w:rFonts w:ascii="Verdana" w:hAnsi="Verdana"/>
+          <w:b/>
+          <w:lang w:val="fr-FR"/>
+        </w:rPr>
+        <w:t>/RQ</w:t>
+      </w:r>
+    </w:p>
+    <w:p>
+      <w:pPr>
+        <w:pStyle w:val="ListParagraph"/>
         <w:numPr>
           <w:ilvl w:val="0"/>
           <w:numId w:val="14"/>
@@ -2671,7 +2911,7 @@
     </w:p>
     <w:p>
       <w:pPr>
-        <w:pStyle w:val="Lijstalinea"/>
+        <w:pStyle w:val="ListParagraph"/>
         <w:numPr>
           <w:ilvl w:val="0"/>
           <w:numId w:val="14"/>
@@ -2681,23 +2921,54 @@
           <w:rFonts w:ascii="Verdana" w:hAnsi="Verdana"/>
         </w:rPr>
       </w:pPr>
-      <w:r>
-        <w:rPr>
-          <w:rFonts w:ascii="Verdana" w:hAnsi="Verdana"/>
-          <w:b/>
-        </w:rPr>
-        <w:t>Lecture:</w:t>
-      </w:r>
-      <w:r>
-        <w:rPr>
-          <w:rFonts w:ascii="Verdana" w:hAnsi="Verdana"/>
-        </w:rPr>
-        <w:t xml:space="preserve"> Descriptive statistics</w:t>
-      </w:r>
-    </w:p>
-    <w:p>
-      <w:pPr>
-        <w:pStyle w:val="Lijstalinea"/>
+      <w:proofErr w:type="spellStart"/>
+      <w:r>
+        <w:rPr>
+          <w:rFonts w:ascii="Verdana" w:hAnsi="Verdana"/>
+          <w:b/>
+        </w:rPr>
+        <w:t>Lecture</w:t>
+      </w:r>
+      <w:proofErr w:type="spellEnd"/>
+      <w:r>
+        <w:rPr>
+          <w:rFonts w:ascii="Verdana" w:hAnsi="Verdana"/>
+          <w:b/>
+        </w:rPr>
+        <w:t>:</w:t>
+      </w:r>
+      <w:r>
+        <w:rPr>
+          <w:rFonts w:ascii="Verdana" w:hAnsi="Verdana"/>
+        </w:rPr>
+        <w:t xml:space="preserve"> </w:t>
+      </w:r>
+      <w:proofErr w:type="spellStart"/>
+      <w:r>
+        <w:rPr>
+          <w:rFonts w:ascii="Verdana" w:hAnsi="Verdana"/>
+        </w:rPr>
+        <w:t>Descriptive</w:t>
+      </w:r>
+      <w:proofErr w:type="spellEnd"/>
+      <w:r>
+        <w:rPr>
+          <w:rFonts w:ascii="Verdana" w:hAnsi="Verdana"/>
+        </w:rPr>
+        <w:t xml:space="preserve"> </w:t>
+      </w:r>
+      <w:proofErr w:type="spellStart"/>
+      <w:r>
+        <w:rPr>
+          <w:rFonts w:ascii="Verdana" w:hAnsi="Verdana"/>
+        </w:rPr>
+        <w:t>statistics</w:t>
+      </w:r>
+      <w:proofErr w:type="spellEnd"/>
+    </w:p>
+    <w:p>
+      <w:pPr>
+        <w:pStyle w:val="ListParagraph"/>
         <w:numPr>
           <w:ilvl w:val="0"/>
           <w:numId w:val="14"/>
@@ -2726,7 +2997,7 @@
     </w:p>
     <w:p>
       <w:pPr>
-        <w:pStyle w:val="Lijstalinea"/>
+        <w:pStyle w:val="ListParagraph"/>
         <w:numPr>
           <w:ilvl w:val="0"/>
           <w:numId w:val="14"/>
@@ -2747,7 +3018,7 @@
     </w:p>
     <w:p>
       <w:pPr>
-        <w:pStyle w:val="Lijstalinea"/>
+        <w:pStyle w:val="ListParagraph"/>
         <w:numPr>
           <w:ilvl w:val="1"/>
           <w:numId w:val="14"/>
@@ -2768,7 +3039,7 @@
     </w:p>
     <w:p>
       <w:pPr>
-        <w:pStyle w:val="Lijstalinea"/>
+        <w:pStyle w:val="ListParagraph"/>
         <w:numPr>
           <w:ilvl w:val="1"/>
           <w:numId w:val="14"/>
@@ -2803,7 +3074,7 @@
     </w:p>
     <w:p>
       <w:pPr>
-        <w:pStyle w:val="Lijstalinea"/>
+        <w:pStyle w:val="ListParagraph"/>
         <w:numPr>
           <w:ilvl w:val="1"/>
           <w:numId w:val="14"/>
@@ -2824,7 +3095,7 @@
     </w:p>
     <w:p>
       <w:pPr>
-        <w:pStyle w:val="Lijstalinea"/>
+        <w:pStyle w:val="ListParagraph"/>
         <w:numPr>
           <w:ilvl w:val="1"/>
           <w:numId w:val="14"/>
@@ -2840,12 +3111,28 @@
           <w:rFonts w:ascii="Verdana" w:eastAsia="Times New Roman" w:hAnsi="Verdana" w:cs="Times New Roman"/>
           <w:lang w:val="en-GB" w:eastAsia="en-GB"/>
         </w:rPr>
-        <w:t>Make a list of the type of data you will need (actor attributes, relational attributes, etc.) in order to answer your RQs from a social network perspective.</w:t>
-      </w:r>
-    </w:p>
-    <w:p>
-      <w:pPr>
-        <w:pStyle w:val="Lijstalinea"/>
+        <w:t xml:space="preserve">Make a list of the type of data you will need (actor attributes, relational attributes, etc.) </w:t>
+      </w:r>
+      <w:proofErr w:type="gramStart"/>
+      <w:r>
+        <w:rPr>
+          <w:rFonts w:ascii="Verdana" w:eastAsia="Times New Roman" w:hAnsi="Verdana" w:cs="Times New Roman"/>
+          <w:lang w:val="en-GB" w:eastAsia="en-GB"/>
+        </w:rPr>
+        <w:t>in order to</w:t>
+      </w:r>
+      <w:proofErr w:type="gramEnd"/>
+      <w:r>
+        <w:rPr>
+          <w:rFonts w:ascii="Verdana" w:eastAsia="Times New Roman" w:hAnsi="Verdana" w:cs="Times New Roman"/>
+          <w:lang w:val="en-GB" w:eastAsia="en-GB"/>
+        </w:rPr>
+        <w:t xml:space="preserve"> answer your RQs from a social network perspective.</w:t>
+      </w:r>
+    </w:p>
+    <w:p>
+      <w:pPr>
+        <w:pStyle w:val="ListParagraph"/>
         <w:numPr>
           <w:ilvl w:val="1"/>
           <w:numId w:val="14"/>
@@ -2896,22 +3183,32 @@
           <w:lang w:val="en-US"/>
         </w:rPr>
         <w:lastRenderedPageBreak/>
-        <w:t>1</w:t>
-      </w:r>
-      <w:r>
+        <w:br w:type="page"/>
+      </w:r>
+    </w:p>
+    <w:p>
+      <w:pPr>
         <w:rPr>
           <w:rFonts w:ascii="Verdana" w:hAnsi="Verdana"/>
           <w:color w:val="FF0000"/>
           <w:lang w:val="en-US"/>
         </w:rPr>
-        <w:t>4</w:t>
-      </w:r>
+      </w:pPr>
       <w:r>
         <w:rPr>
           <w:rFonts w:ascii="Verdana" w:hAnsi="Verdana"/>
           <w:color w:val="FF0000"/>
           <w:lang w:val="en-US"/>
         </w:rPr>
+        <w:lastRenderedPageBreak/>
+        <w:t>21</w:t>
+      </w:r>
+      <w:r>
+        <w:rPr>
+          <w:rFonts w:ascii="Verdana" w:hAnsi="Verdana"/>
+          <w:color w:val="FF0000"/>
+          <w:lang w:val="en-US"/>
+        </w:rPr>
         <w:t xml:space="preserve"> September</w:t>
       </w:r>
     </w:p>
@@ -2929,20 +3226,12 @@
           <w:color w:val="FF0000"/>
           <w:lang w:val="en-US"/>
         </w:rPr>
-        <w:t>Week 3: Webscraping network data</w:t>
-      </w:r>
-      <w:r>
-        <w:rPr>
-          <w:rFonts w:ascii="Verdana" w:hAnsi="Verdana"/>
-          <w:color w:val="FF0000"/>
-          <w:lang w:val="en-US"/>
-        </w:rPr>
-        <w:t xml:space="preserve"> / (using LLM for R-programming)?</w:t>
-      </w:r>
-    </w:p>
-    <w:p>
-      <w:pPr>
-        <w:pStyle w:val="Lijstalinea"/>
+        <w:t>Week 4: Wrangling network data and network visualization</w:t>
+      </w:r>
+    </w:p>
+    <w:p>
+      <w:pPr>
+        <w:pStyle w:val="ListParagraph"/>
         <w:numPr>
           <w:ilvl w:val="0"/>
           <w:numId w:val="14"/>
@@ -2968,7 +3257,7 @@
           <w:b/>
           <w:lang w:val="en-US"/>
         </w:rPr>
-        <w:t xml:space="preserve"> (read before class)</w:t>
+        <w:t xml:space="preserve"> (scan before class / read during class)</w:t>
       </w:r>
       <w:r>
         <w:rPr>
@@ -2981,7 +3270,7 @@
     </w:p>
     <w:p>
       <w:pPr>
-        <w:pStyle w:val="Lijstalinea"/>
+        <w:pStyle w:val="ListParagraph"/>
         <w:numPr>
           <w:ilvl w:val="1"/>
           <w:numId w:val="14"/>
@@ -3005,143 +3294,330 @@
           <w:rFonts w:ascii="Verdana" w:hAnsi="Verdana"/>
           <w:lang w:val="en-US"/>
         </w:rPr>
-        <w:t>8 (up to section 8.4)</w:t>
-      </w:r>
-      <w:r>
-        <w:rPr>
-          <w:rFonts w:ascii="Verdana" w:hAnsi="Verdana"/>
-          <w:b/>
-          <w:lang w:val="en-US"/>
-        </w:rPr>
-        <w:t xml:space="preserve"> </w:t>
-      </w:r>
-    </w:p>
-    <w:p>
-      <w:pPr>
-        <w:pStyle w:val="Lijstalinea"/>
+        <w:t>9</w:t>
+      </w:r>
+    </w:p>
+    <w:p>
+      <w:pPr>
+        <w:pStyle w:val="ListParagraph"/>
+        <w:numPr>
+          <w:ilvl w:val="0"/>
+          <w:numId w:val="14"/>
+        </w:numPr>
+        <w:spacing w:after="160" w:line="259" w:lineRule="auto"/>
+        <w:rPr>
+          <w:rFonts w:ascii="Verdana" w:hAnsi="Verdana"/>
+          <w:bCs/>
+          <w:lang w:val="en-US"/>
+        </w:rPr>
+      </w:pPr>
+      <w:r>
+        <w:rPr>
+          <w:rFonts w:ascii="Verdana" w:hAnsi="Verdana"/>
+          <w:b/>
+          <w:lang w:val="en-US"/>
+        </w:rPr>
+        <w:t>Literature (</w:t>
+      </w:r>
+      <w:r>
+        <w:rPr>
+          <w:rFonts w:ascii="Verdana" w:hAnsi="Verdana"/>
+          <w:b/>
+          <w:lang w:val="en-US"/>
+        </w:rPr>
+        <w:t xml:space="preserve">scan </w:t>
+      </w:r>
+      <w:r>
+        <w:rPr>
+          <w:rFonts w:ascii="Verdana" w:hAnsi="Verdana"/>
+          <w:b/>
+          <w:lang w:val="en-US"/>
+        </w:rPr>
+        <w:t xml:space="preserve">before class): </w:t>
+      </w:r>
+      <w:r>
+        <w:rPr>
+          <w:rFonts w:ascii="Verdana" w:hAnsi="Verdana"/>
+          <w:bCs/>
+          <w:lang w:val="en-US"/>
+        </w:rPr>
+        <w:t>https://ggraph.data-imaginist.com/index.html</w:t>
+      </w:r>
+    </w:p>
+    <w:p>
+      <w:pPr>
+        <w:pStyle w:val="ListParagraph"/>
+        <w:numPr>
+          <w:ilvl w:val="0"/>
+          <w:numId w:val="14"/>
+        </w:numPr>
+        <w:spacing w:after="160" w:line="259" w:lineRule="auto"/>
+        <w:rPr>
+          <w:rFonts w:ascii="Verdana" w:hAnsi="Verdana"/>
+          <w:b/>
+          <w:lang w:val="en-US"/>
+        </w:rPr>
+      </w:pPr>
+      <w:r>
+        <w:rPr>
+          <w:rFonts w:ascii="Verdana" w:hAnsi="Verdana"/>
+          <w:b/>
+          <w:lang w:val="en-US"/>
+        </w:rPr>
+        <w:t xml:space="preserve">Workshop: </w:t>
+      </w:r>
+      <w:r>
+        <w:rPr>
+          <w:rFonts w:ascii="Verdana" w:hAnsi="Verdana"/>
+          <w:lang w:val="en-US"/>
+        </w:rPr>
+        <w:t>network visualization</w:t>
+      </w:r>
+      <w:r>
+        <w:rPr>
+          <w:rFonts w:ascii="Verdana" w:hAnsi="Verdana"/>
+          <w:lang w:val="en-US"/>
+        </w:rPr>
+        <w:t xml:space="preserve"> (with </w:t>
+      </w:r>
+      <w:proofErr w:type="spellStart"/>
+      <w:r>
+        <w:rPr>
+          <w:rFonts w:ascii="Verdana" w:hAnsi="Verdana"/>
+          <w:lang w:val="en-US"/>
+        </w:rPr>
+        <w:t>iGraph</w:t>
+      </w:r>
+      <w:proofErr w:type="spellEnd"/>
+      <w:r>
+        <w:rPr>
+          <w:rFonts w:ascii="Verdana" w:hAnsi="Verdana"/>
+          <w:lang w:val="en-US"/>
+        </w:rPr>
+        <w:t xml:space="preserve"> and/or </w:t>
+      </w:r>
+      <w:proofErr w:type="spellStart"/>
+      <w:r>
+        <w:rPr>
+          <w:rFonts w:ascii="Verdana" w:hAnsi="Verdana"/>
+          <w:lang w:val="en-US"/>
+        </w:rPr>
+        <w:t>ggraph</w:t>
+      </w:r>
+      <w:proofErr w:type="spellEnd"/>
+      <w:r>
+        <w:rPr>
+          <w:rFonts w:ascii="Verdana" w:hAnsi="Verdana"/>
+          <w:lang w:val="en-US"/>
+        </w:rPr>
+        <w:t>)</w:t>
+      </w:r>
+    </w:p>
+    <w:p>
+      <w:pPr>
+        <w:pStyle w:val="ListParagraph"/>
+        <w:numPr>
+          <w:ilvl w:val="0"/>
+          <w:numId w:val="14"/>
+        </w:numPr>
+        <w:spacing w:before="100" w:beforeAutospacing="1" w:after="100" w:afterAutospacing="1" w:line="240" w:lineRule="auto"/>
+        <w:rPr>
+          <w:rFonts w:ascii="Verdana" w:eastAsia="Times New Roman" w:hAnsi="Verdana" w:cs="Times New Roman"/>
+          <w:lang w:val="en-GB" w:eastAsia="en-GB"/>
+        </w:rPr>
+      </w:pPr>
+      <w:r>
+        <w:rPr>
+          <w:rFonts w:ascii="Verdana" w:eastAsia="Times New Roman" w:hAnsi="Verdana" w:cs="Times New Roman"/>
+          <w:b/>
+          <w:lang w:val="en-GB" w:eastAsia="en-GB"/>
+        </w:rPr>
+        <w:t>Workshop/Homework</w:t>
+      </w:r>
+      <w:r>
+        <w:rPr>
+          <w:rFonts w:ascii="Verdana" w:eastAsia="Times New Roman" w:hAnsi="Verdana" w:cs="Times New Roman"/>
+          <w:lang w:val="en-GB" w:eastAsia="en-GB"/>
+        </w:rPr>
+        <w:t>:</w:t>
+      </w:r>
+    </w:p>
+    <w:p>
+      <w:pPr>
+        <w:pStyle w:val="ListParagraph"/>
         <w:numPr>
           <w:ilvl w:val="1"/>
           <w:numId w:val="14"/>
         </w:numPr>
-        <w:spacing w:after="160" w:line="259" w:lineRule="auto"/>
-        <w:rPr>
-          <w:rFonts w:ascii="Verdana" w:hAnsi="Verdana"/>
-          <w:b/>
-          <w:lang w:val="en-US"/>
-        </w:rPr>
-      </w:pPr>
-      <w:r>
-        <w:rPr>
-          <w:rFonts w:ascii="Verdana" w:hAnsi="Verdana"/>
-          <w:lang w:val="en-US"/>
-        </w:rPr>
-        <w:t>Chapter 1</w:t>
-      </w:r>
-    </w:p>
-    <w:p>
-      <w:pPr>
-        <w:pStyle w:val="Lijstalinea"/>
+        <w:spacing w:before="100" w:beforeAutospacing="1" w:after="100" w:afterAutospacing="1" w:line="240" w:lineRule="auto"/>
+        <w:rPr>
+          <w:rFonts w:ascii="Verdana" w:eastAsia="Times New Roman" w:hAnsi="Verdana" w:cs="Times New Roman"/>
+          <w:lang w:val="en-GB" w:eastAsia="en-GB"/>
+        </w:rPr>
+      </w:pPr>
+      <w:r>
+        <w:rPr>
+          <w:rFonts w:ascii="Verdana" w:eastAsia="Times New Roman" w:hAnsi="Verdana" w:cs="Times New Roman"/>
+          <w:lang w:val="en-GB" w:eastAsia="en-GB"/>
+        </w:rPr>
+        <w:t>Update your Research Questions</w:t>
+      </w:r>
+    </w:p>
+    <w:p>
+      <w:pPr>
+        <w:pStyle w:val="ListParagraph"/>
         <w:numPr>
           <w:ilvl w:val="1"/>
           <w:numId w:val="14"/>
         </w:numPr>
-        <w:spacing w:after="160" w:line="259" w:lineRule="auto"/>
-        <w:rPr>
-          <w:rFonts w:ascii="Verdana" w:hAnsi="Verdana"/>
-          <w:b/>
-          <w:lang w:val="en-US"/>
-        </w:rPr>
-      </w:pPr>
-      <w:r>
-        <w:rPr>
-          <w:rFonts w:ascii="Verdana" w:hAnsi="Verdana"/>
-          <w:lang w:val="en-US"/>
-        </w:rPr>
-        <w:t>Chapter 2</w:t>
-      </w:r>
-    </w:p>
-    <w:p>
-      <w:pPr>
-        <w:pStyle w:val="Lijstalinea"/>
+        <w:spacing w:before="100" w:beforeAutospacing="1" w:after="100" w:afterAutospacing="1" w:line="240" w:lineRule="auto"/>
+        <w:rPr>
+          <w:rFonts w:ascii="Verdana" w:eastAsia="Times New Roman" w:hAnsi="Verdana" w:cs="Times New Roman"/>
+          <w:lang w:val="en-GB" w:eastAsia="en-GB"/>
+        </w:rPr>
+      </w:pPr>
+      <w:r>
+        <w:rPr>
+          <w:rFonts w:ascii="Verdana" w:eastAsia="Times New Roman" w:hAnsi="Verdana" w:cs="Times New Roman"/>
+          <w:lang w:val="en-GB" w:eastAsia="en-GB"/>
+        </w:rPr>
+        <w:t>Visualize your social network data</w:t>
+      </w:r>
+    </w:p>
+    <w:p>
+      <w:pPr>
+        <w:pStyle w:val="ListParagraph"/>
+        <w:numPr>
+          <w:ilvl w:val="2"/>
+          <w:numId w:val="14"/>
+        </w:numPr>
+        <w:spacing w:before="100" w:beforeAutospacing="1" w:after="100" w:afterAutospacing="1" w:line="240" w:lineRule="auto"/>
+        <w:rPr>
+          <w:rFonts w:ascii="Verdana" w:eastAsia="Times New Roman" w:hAnsi="Verdana" w:cs="Times New Roman"/>
+          <w:lang w:val="en-GB" w:eastAsia="en-GB"/>
+        </w:rPr>
+      </w:pPr>
+      <w:r>
+        <w:rPr>
+          <w:rFonts w:ascii="Verdana" w:eastAsia="Times New Roman" w:hAnsi="Verdana" w:cs="Times New Roman"/>
+          <w:lang w:val="en-GB" w:eastAsia="en-GB"/>
+        </w:rPr>
+        <w:t>Static</w:t>
+      </w:r>
+    </w:p>
+    <w:p>
+      <w:pPr>
+        <w:pStyle w:val="ListParagraph"/>
+        <w:numPr>
+          <w:ilvl w:val="2"/>
+          <w:numId w:val="14"/>
+        </w:numPr>
+        <w:spacing w:before="100" w:beforeAutospacing="1" w:after="100" w:afterAutospacing="1" w:line="240" w:lineRule="auto"/>
+        <w:rPr>
+          <w:rFonts w:ascii="Verdana" w:eastAsia="Times New Roman" w:hAnsi="Verdana" w:cs="Times New Roman"/>
+          <w:lang w:val="en-GB" w:eastAsia="en-GB"/>
+        </w:rPr>
+      </w:pPr>
+      <w:r>
+        <w:rPr>
+          <w:rFonts w:ascii="Verdana" w:eastAsia="Times New Roman" w:hAnsi="Verdana" w:cs="Times New Roman"/>
+          <w:lang w:val="en-GB" w:eastAsia="en-GB"/>
+        </w:rPr>
+        <w:t>Interactive and/or dynamic</w:t>
+      </w:r>
+    </w:p>
+    <w:p>
+      <w:pPr>
+        <w:pStyle w:val="ListParagraph"/>
         <w:numPr>
           <w:ilvl w:val="1"/>
           <w:numId w:val="14"/>
         </w:numPr>
-        <w:spacing w:after="160" w:line="259" w:lineRule="auto"/>
-        <w:rPr>
-          <w:rFonts w:ascii="Verdana" w:hAnsi="Verdana"/>
-          <w:lang w:val="en-US"/>
-        </w:rPr>
-      </w:pPr>
-      <w:r>
-        <w:rPr>
-          <w:rFonts w:ascii="Verdana" w:hAnsi="Verdana"/>
-          <w:lang w:val="en-US"/>
-        </w:rPr>
-        <w:t xml:space="preserve">Chapter 4 (up to 4.3.2.5) </w:t>
-      </w:r>
-    </w:p>
-    <w:p>
-      <w:pPr>
-        <w:pStyle w:val="Lijstalinea"/>
+        <w:spacing w:before="100" w:beforeAutospacing="1" w:after="100" w:afterAutospacing="1" w:line="240" w:lineRule="auto"/>
+        <w:rPr>
+          <w:rFonts w:ascii="Verdana" w:eastAsia="Times New Roman" w:hAnsi="Verdana" w:cs="Times New Roman"/>
+          <w:lang w:val="en-GB" w:eastAsia="en-GB"/>
+        </w:rPr>
+      </w:pPr>
+      <w:r>
+        <w:rPr>
+          <w:rFonts w:ascii="Verdana" w:eastAsia="Times New Roman" w:hAnsi="Verdana" w:cs="Times New Roman"/>
+          <w:lang w:val="en-GB" w:eastAsia="en-GB"/>
+        </w:rPr>
+        <w:t xml:space="preserve">Be prepared to discuss </w:t>
+      </w:r>
+      <w:r>
+        <w:rPr>
+          <w:rFonts w:ascii="Verdana" w:eastAsia="Times New Roman" w:hAnsi="Verdana" w:cs="Times New Roman"/>
+          <w:lang w:val="en-GB" w:eastAsia="en-GB"/>
+        </w:rPr>
+        <w:t>the results of your network visualization n</w:t>
+      </w:r>
+      <w:r>
+        <w:rPr>
+          <w:rFonts w:ascii="Verdana" w:eastAsia="Times New Roman" w:hAnsi="Verdana" w:cs="Times New Roman"/>
+          <w:lang w:val="en-GB" w:eastAsia="en-GB"/>
+        </w:rPr>
+        <w:t>ext week.</w:t>
+      </w:r>
+    </w:p>
+    <w:p>
+      <w:pPr>
+        <w:pStyle w:val="ListParagraph"/>
         <w:numPr>
           <w:ilvl w:val="1"/>
           <w:numId w:val="14"/>
         </w:numPr>
-        <w:spacing w:after="160" w:line="259" w:lineRule="auto"/>
-        <w:rPr>
-          <w:rFonts w:ascii="Verdana" w:hAnsi="Verdana"/>
-          <w:lang w:val="en-US"/>
-        </w:rPr>
-      </w:pPr>
-      <w:r>
-        <w:rPr>
-          <w:rFonts w:ascii="Verdana" w:hAnsi="Verdana"/>
-          <w:lang w:val="en-US"/>
-        </w:rPr>
-        <w:t>Chapter 6 (I do not expect you to completely understand everyt</w:t>
-      </w:r>
-      <w:r>
-        <w:rPr>
-          <w:rFonts w:ascii="Verdana" w:hAnsi="Verdana"/>
-          <w:lang w:val="en-US"/>
-        </w:rPr>
-        <w:t>h</w:t>
-      </w:r>
-      <w:r>
-        <w:rPr>
-          <w:rFonts w:ascii="Verdana" w:hAnsi="Verdana"/>
-          <w:lang w:val="en-US"/>
-        </w:rPr>
-        <w:t>ing with respect to Moran’s I. But please have a first look yourself)</w:t>
-      </w:r>
-    </w:p>
-    <w:p>
-      <w:pPr>
-        <w:pStyle w:val="Lijstalinea"/>
+        <w:spacing w:before="100" w:beforeAutospacing="1" w:after="100" w:afterAutospacing="1" w:line="240" w:lineRule="auto"/>
+        <w:rPr>
+          <w:rFonts w:ascii="Verdana" w:eastAsia="Times New Roman" w:hAnsi="Verdana" w:cs="Times New Roman"/>
+          <w:lang w:val="en-GB" w:eastAsia="en-GB"/>
+        </w:rPr>
+      </w:pPr>
+      <w:r>
+        <w:rPr>
+          <w:rFonts w:ascii="Verdana" w:eastAsia="Times New Roman" w:hAnsi="Verdana" w:cs="Times New Roman"/>
+          <w:lang w:val="en-GB" w:eastAsia="en-GB"/>
+        </w:rPr>
+        <w:t>Continue writing your data section and your result section</w:t>
+      </w:r>
+    </w:p>
+    <w:p>
+      <w:pPr>
+        <w:pStyle w:val="ListParagraph"/>
         <w:numPr>
           <w:ilvl w:val="1"/>
           <w:numId w:val="14"/>
         </w:numPr>
+        <w:spacing w:before="100" w:beforeAutospacing="1" w:after="100" w:afterAutospacing="1" w:line="240" w:lineRule="auto"/>
+        <w:rPr>
+          <w:rFonts w:ascii="Verdana" w:eastAsia="Times New Roman" w:hAnsi="Verdana" w:cs="Times New Roman"/>
+          <w:lang w:val="en-GB" w:eastAsia="en-GB"/>
+        </w:rPr>
+      </w:pPr>
+      <w:r>
+        <w:rPr>
+          <w:rFonts w:ascii="Verdana" w:eastAsia="Times New Roman" w:hAnsi="Verdana" w:cs="Times New Roman"/>
+          <w:lang w:val="en-GB" w:eastAsia="en-GB"/>
+        </w:rPr>
+        <w:t xml:space="preserve">Update your lab journal / website </w:t>
+      </w:r>
+    </w:p>
+    <w:p>
+      <w:pPr>
+        <w:pStyle w:val="ListParagraph"/>
         <w:spacing w:after="160" w:line="259" w:lineRule="auto"/>
-        <w:rPr>
-          <w:rFonts w:ascii="Verdana" w:hAnsi="Verdana"/>
-          <w:lang w:val="en-US"/>
-        </w:rPr>
-      </w:pPr>
-      <w:hyperlink r:id="rId31" w:history="1">
-        <w:r>
-          <w:rPr>
-            <w:rStyle w:val="Hyperlink"/>
-            <w:rFonts w:ascii="Verdana" w:hAnsi="Verdana"/>
-            <w:lang w:val="en-US"/>
-          </w:rPr>
-          <w:t>https://jochemtolsma.github.io/webscraping/index.html</w:t>
-        </w:r>
-      </w:hyperlink>
-      <w:r>
-        <w:rPr>
-          <w:rFonts w:ascii="Verdana" w:hAnsi="Verdana"/>
+        <w:ind w:left="1068"/>
+        <w:rPr>
+          <w:rFonts w:ascii="Verdana" w:hAnsi="Verdana"/>
+          <w:b/>
+          <w:lang w:val="en-US"/>
+        </w:rPr>
+      </w:pPr>
+      <w:r>
+        <w:rPr>
+          <w:rFonts w:ascii="Verdana" w:hAnsi="Verdana"/>
+          <w:b/>
           <w:lang w:val="en-US"/>
         </w:rPr>
         <w:t xml:space="preserve"> </w:t>
@@ -3149,7 +3625,93 @@
     </w:p>
     <w:p>
       <w:pPr>
-        <w:pStyle w:val="Lijstalinea"/>
+        <w:rPr>
+          <w:rFonts w:ascii="Verdana" w:hAnsi="Verdana"/>
+          <w:lang w:val="en-US"/>
+        </w:rPr>
+      </w:pPr>
+    </w:p>
+    <w:p>
+      <w:pPr>
+        <w:rPr>
+          <w:rFonts w:ascii="Verdana" w:hAnsi="Verdana"/>
+          <w:color w:val="FF0000"/>
+          <w:lang w:val="en-US"/>
+        </w:rPr>
+      </w:pPr>
+      <w:r>
+        <w:rPr>
+          <w:rFonts w:ascii="Verdana" w:hAnsi="Verdana"/>
+          <w:color w:val="FF0000"/>
+          <w:lang w:val="en-US"/>
+        </w:rPr>
+        <w:br w:type="page"/>
+      </w:r>
+    </w:p>
+    <w:p>
+      <w:pPr>
+        <w:rPr>
+          <w:rFonts w:ascii="Verdana" w:hAnsi="Verdana"/>
+          <w:color w:val="FF0000"/>
+          <w:lang w:val="en-US"/>
+        </w:rPr>
+      </w:pPr>
+      <w:r>
+        <w:rPr>
+          <w:rFonts w:ascii="Verdana" w:hAnsi="Verdana"/>
+          <w:color w:val="FF0000"/>
+          <w:lang w:val="en-US"/>
+        </w:rPr>
+        <w:lastRenderedPageBreak/>
+        <w:t>28 September</w:t>
+      </w:r>
+    </w:p>
+    <w:p>
+      <w:pPr>
+        <w:rPr>
+          <w:rFonts w:ascii="Verdana" w:hAnsi="Verdana"/>
+          <w:color w:val="FF0000"/>
+          <w:lang w:val="en-US"/>
+        </w:rPr>
+      </w:pPr>
+      <w:r>
+        <w:rPr>
+          <w:rFonts w:ascii="Verdana" w:hAnsi="Verdana"/>
+          <w:color w:val="FF0000"/>
+          <w:lang w:val="en-US"/>
+        </w:rPr>
+        <w:t xml:space="preserve">Week 5: </w:t>
+      </w:r>
+      <w:proofErr w:type="spellStart"/>
+      <w:r>
+        <w:rPr>
+          <w:rFonts w:ascii="Verdana" w:hAnsi="Verdana"/>
+          <w:color w:val="FF0000"/>
+          <w:lang w:val="en-US"/>
+        </w:rPr>
+        <w:t>RSiena</w:t>
+      </w:r>
+      <w:proofErr w:type="spellEnd"/>
+      <w:r>
+        <w:rPr>
+          <w:rFonts w:ascii="Verdana" w:hAnsi="Verdana"/>
+          <w:color w:val="FF0000"/>
+          <w:lang w:val="en-US"/>
+        </w:rPr>
+        <w:t xml:space="preserve"> </w:t>
+      </w:r>
+      <w:r>
+        <w:rPr>
+          <w:rFonts w:ascii="Verdana" w:hAnsi="Verdana"/>
+          <w:color w:val="FF0000"/>
+          <w:lang w:val="en-US"/>
+        </w:rPr>
+        <w:t>(Introduction)</w:t>
+      </w:r>
+    </w:p>
+    <w:p>
+      <w:pPr>
+        <w:pStyle w:val="ListParagraph"/>
         <w:numPr>
           <w:ilvl w:val="0"/>
           <w:numId w:val="14"/>
@@ -3157,28 +3719,22 @@
         <w:spacing w:after="160" w:line="259" w:lineRule="auto"/>
         <w:rPr>
           <w:rFonts w:ascii="Verdana" w:hAnsi="Verdana"/>
-          <w:lang w:val="en-US"/>
-        </w:rPr>
-      </w:pPr>
-      <w:r>
-        <w:rPr>
-          <w:rFonts w:ascii="Verdana" w:hAnsi="Verdana"/>
-          <w:b/>
-          <w:lang w:val="en-US"/>
-        </w:rPr>
-        <w:t xml:space="preserve">Lecture: </w:t>
-      </w:r>
-      <w:r>
-        <w:rPr>
-          <w:rFonts w:ascii="Verdana" w:hAnsi="Verdana"/>
-          <w:lang w:val="en-US"/>
-        </w:rPr>
-        <w:t>introduction to webscraping</w:t>
-      </w:r>
-    </w:p>
-    <w:p>
-      <w:pPr>
-        <w:pStyle w:val="Lijstalinea"/>
+          <w:b/>
+          <w:lang w:val="en-US"/>
+        </w:rPr>
+      </w:pPr>
+      <w:r>
+        <w:rPr>
+          <w:rFonts w:ascii="Verdana" w:hAnsi="Verdana"/>
+          <w:b/>
+          <w:lang w:val="en-US"/>
+        </w:rPr>
+        <w:t>Student presentations on network visualization</w:t>
+      </w:r>
+    </w:p>
+    <w:p>
+      <w:pPr>
+        <w:pStyle w:val="ListParagraph"/>
         <w:numPr>
           <w:ilvl w:val="0"/>
           <w:numId w:val="14"/>
@@ -3186,44 +3742,22 @@
         <w:spacing w:after="160" w:line="259" w:lineRule="auto"/>
         <w:rPr>
           <w:rFonts w:ascii="Verdana" w:hAnsi="Verdana"/>
-          <w:lang w:val="en-US"/>
-        </w:rPr>
-      </w:pPr>
-      <w:r>
-        <w:rPr>
-          <w:rFonts w:ascii="Verdana" w:hAnsi="Verdana"/>
-          <w:b/>
-          <w:lang w:val="en-US"/>
-        </w:rPr>
-        <w:t>Workshop</w:t>
-      </w:r>
-      <w:r>
-        <w:rPr>
-          <w:rFonts w:ascii="Verdana" w:hAnsi="Verdana"/>
-          <w:b/>
-          <w:lang w:val="en-US"/>
-        </w:rPr>
-        <w:t>/Demo</w:t>
-      </w:r>
-      <w:r>
-        <w:rPr>
-          <w:rFonts w:ascii="Verdana" w:hAnsi="Verdana"/>
-          <w:b/>
-          <w:lang w:val="en-US"/>
-        </w:rPr>
-        <w:t>:</w:t>
-      </w:r>
-      <w:r>
-        <w:rPr>
-          <w:rFonts w:ascii="Verdana" w:hAnsi="Verdana"/>
-          <w:lang w:val="en-US"/>
-        </w:rPr>
-        <w:t xml:space="preserve"> webscraping</w:t>
-      </w:r>
-    </w:p>
-    <w:p>
-      <w:pPr>
-        <w:pStyle w:val="Lijstalinea"/>
+          <w:b/>
+          <w:lang w:val="en-US"/>
+        </w:rPr>
+      </w:pPr>
+      <w:r>
+        <w:rPr>
+          <w:rFonts w:ascii="Verdana" w:hAnsi="Verdana"/>
+          <w:b/>
+          <w:lang w:val="en-US"/>
+        </w:rPr>
+        <w:t xml:space="preserve">SNASS: </w:t>
+      </w:r>
+    </w:p>
+    <w:p>
+      <w:pPr>
+        <w:pStyle w:val="ListParagraph"/>
         <w:numPr>
           <w:ilvl w:val="1"/>
           <w:numId w:val="14"/>
@@ -3231,20 +3765,42 @@
         <w:spacing w:after="160" w:line="259" w:lineRule="auto"/>
         <w:rPr>
           <w:rFonts w:ascii="Verdana" w:hAnsi="Verdana"/>
-          <w:lang w:val="en-US"/>
-        </w:rPr>
-      </w:pPr>
-      <w:r>
-        <w:rPr>
-          <w:rFonts w:ascii="Verdana" w:hAnsi="Verdana"/>
-          <w:lang w:val="en-US"/>
-        </w:rPr>
-        <w:t>Names of scholars</w:t>
-      </w:r>
-    </w:p>
-    <w:p>
-      <w:pPr>
-        <w:pStyle w:val="Lijstalinea"/>
+          <w:b/>
+          <w:lang w:val="en-US"/>
+        </w:rPr>
+      </w:pPr>
+      <w:r>
+        <w:rPr>
+          <w:rFonts w:ascii="Verdana" w:hAnsi="Verdana"/>
+          <w:lang w:val="en-US"/>
+        </w:rPr>
+        <w:t xml:space="preserve">Chapter </w:t>
+      </w:r>
+      <w:r>
+        <w:rPr>
+          <w:rFonts w:ascii="Verdana" w:hAnsi="Verdana"/>
+          <w:lang w:val="en-US"/>
+        </w:rPr>
+        <w:t>7</w:t>
+      </w:r>
+      <w:r>
+        <w:rPr>
+          <w:rFonts w:ascii="Verdana" w:hAnsi="Verdana"/>
+          <w:lang w:val="en-US"/>
+        </w:rPr>
+        <w:t xml:space="preserve"> [in class!!]</w:t>
+      </w:r>
+      <w:r>
+        <w:rPr>
+          <w:rFonts w:ascii="Verdana" w:hAnsi="Verdana"/>
+          <w:lang w:val="en-US"/>
+        </w:rPr>
+        <w:t xml:space="preserve"> </w:t>
+      </w:r>
+    </w:p>
+    <w:p>
+      <w:pPr>
+        <w:pStyle w:val="ListParagraph"/>
         <w:numPr>
           <w:ilvl w:val="1"/>
           <w:numId w:val="14"/>
@@ -3252,916 +3808,6 @@
         <w:spacing w:after="160" w:line="259" w:lineRule="auto"/>
         <w:rPr>
           <w:rFonts w:ascii="Verdana" w:hAnsi="Verdana"/>
-          <w:lang w:val="en-US"/>
-        </w:rPr>
-      </w:pPr>
-      <w:r>
-        <w:rPr>
-          <w:rFonts w:ascii="Verdana" w:hAnsi="Verdana"/>
-          <w:lang w:val="en-US"/>
-        </w:rPr>
-        <w:t>Publications of scholars</w:t>
-      </w:r>
-    </w:p>
-    <w:p>
-      <w:pPr>
-        <w:pStyle w:val="Lijstalinea"/>
-        <w:numPr>
-          <w:ilvl w:val="1"/>
-          <w:numId w:val="14"/>
-        </w:numPr>
-        <w:spacing w:after="160" w:line="259" w:lineRule="auto"/>
-        <w:rPr>
-          <w:rFonts w:ascii="Verdana" w:hAnsi="Verdana"/>
-          <w:lang w:val="en-US"/>
-        </w:rPr>
-      </w:pPr>
-      <w:r>
-        <w:rPr>
-          <w:rFonts w:ascii="Verdana" w:hAnsi="Verdana"/>
-          <w:lang w:val="en-US"/>
-        </w:rPr>
-        <w:t>Profiles of scholars</w:t>
-      </w:r>
-    </w:p>
-    <w:p>
-      <w:pPr>
-        <w:pStyle w:val="Lijstalinea"/>
-        <w:numPr>
-          <w:ilvl w:val="1"/>
-          <w:numId w:val="14"/>
-        </w:numPr>
-        <w:spacing w:after="160" w:line="259" w:lineRule="auto"/>
-        <w:rPr>
-          <w:rFonts w:ascii="Verdana" w:hAnsi="Verdana"/>
-          <w:lang w:val="en-US"/>
-        </w:rPr>
-      </w:pPr>
-      <w:r>
-        <w:rPr>
-          <w:rFonts w:ascii="Verdana" w:hAnsi="Verdana"/>
-          <w:lang w:val="en-US"/>
-        </w:rPr>
-        <w:t xml:space="preserve">Gender </w:t>
-      </w:r>
-    </w:p>
-    <w:p>
-      <w:pPr>
-        <w:pStyle w:val="Lijstalinea"/>
-        <w:numPr>
-          <w:ilvl w:val="1"/>
-          <w:numId w:val="14"/>
-        </w:numPr>
-        <w:spacing w:after="160" w:line="259" w:lineRule="auto"/>
-        <w:rPr>
-          <w:rFonts w:ascii="Verdana" w:hAnsi="Verdana"/>
-          <w:lang w:val="en-US"/>
-        </w:rPr>
-      </w:pPr>
-      <w:r>
-        <w:rPr>
-          <w:rFonts w:ascii="Verdana" w:hAnsi="Verdana"/>
-          <w:lang w:val="en-US"/>
-        </w:rPr>
-        <w:t>Ethnicity</w:t>
-      </w:r>
-    </w:p>
-    <w:p>
-      <w:pPr>
-        <w:pStyle w:val="Lijstalinea"/>
-        <w:numPr>
-          <w:ilvl w:val="1"/>
-          <w:numId w:val="14"/>
-        </w:numPr>
-        <w:spacing w:after="160" w:line="259" w:lineRule="auto"/>
-        <w:rPr>
-          <w:rFonts w:ascii="Verdana" w:hAnsi="Verdana"/>
-          <w:lang w:val="en-US"/>
-        </w:rPr>
-      </w:pPr>
-      <w:r>
-        <w:rPr>
-          <w:rFonts w:ascii="Verdana" w:hAnsi="Verdana"/>
-          <w:lang w:val="en-US"/>
-        </w:rPr>
-        <w:t>Gendered topics</w:t>
-      </w:r>
-    </w:p>
-    <w:p>
-      <w:pPr>
-        <w:pStyle w:val="Lijstalinea"/>
-        <w:numPr>
-          <w:ilvl w:val="1"/>
-          <w:numId w:val="14"/>
-        </w:numPr>
-        <w:spacing w:after="160" w:line="259" w:lineRule="auto"/>
-        <w:rPr>
-          <w:rFonts w:ascii="Verdana" w:hAnsi="Verdana"/>
-          <w:lang w:val="en-US"/>
-        </w:rPr>
-      </w:pPr>
-      <w:r>
-        <w:rPr>
-          <w:rFonts w:ascii="Verdana" w:hAnsi="Verdana"/>
-          <w:lang w:val="en-US"/>
-        </w:rPr>
-        <w:t>OpenAlex</w:t>
-      </w:r>
-    </w:p>
-    <w:p>
-      <w:pPr>
-        <w:pStyle w:val="Lijstalinea"/>
-        <w:numPr>
-          <w:ilvl w:val="0"/>
-          <w:numId w:val="14"/>
-        </w:numPr>
-        <w:spacing w:before="100" w:beforeAutospacing="1" w:after="100" w:afterAutospacing="1" w:line="240" w:lineRule="auto"/>
-        <w:rPr>
-          <w:rFonts w:ascii="Verdana" w:eastAsia="Times New Roman" w:hAnsi="Verdana" w:cs="Times New Roman"/>
-          <w:lang w:val="en-GB" w:eastAsia="en-GB"/>
-        </w:rPr>
-      </w:pPr>
-      <w:r>
-        <w:rPr>
-          <w:rFonts w:ascii="Verdana" w:eastAsia="Times New Roman" w:hAnsi="Verdana" w:cs="Times New Roman"/>
-          <w:b/>
-          <w:lang w:val="en-GB" w:eastAsia="en-GB"/>
-        </w:rPr>
-        <w:t>Workshop/Homework</w:t>
-      </w:r>
-      <w:r>
-        <w:rPr>
-          <w:rFonts w:ascii="Verdana" w:eastAsia="Times New Roman" w:hAnsi="Verdana" w:cs="Times New Roman"/>
-          <w:lang w:val="en-GB" w:eastAsia="en-GB"/>
-        </w:rPr>
-        <w:t>:</w:t>
-      </w:r>
-    </w:p>
-    <w:p>
-      <w:pPr>
-        <w:pStyle w:val="Lijstalinea"/>
-        <w:numPr>
-          <w:ilvl w:val="1"/>
-          <w:numId w:val="14"/>
-        </w:numPr>
-        <w:spacing w:before="100" w:beforeAutospacing="1" w:after="100" w:afterAutospacing="1" w:line="240" w:lineRule="auto"/>
-        <w:rPr>
-          <w:rFonts w:ascii="Verdana" w:eastAsia="Times New Roman" w:hAnsi="Verdana" w:cs="Times New Roman"/>
-          <w:lang w:val="en-GB" w:eastAsia="en-GB"/>
-        </w:rPr>
-      </w:pPr>
-      <w:r>
-        <w:rPr>
-          <w:rFonts w:ascii="Verdana" w:eastAsia="Times New Roman" w:hAnsi="Verdana" w:cs="Times New Roman"/>
-          <w:lang w:val="en-GB" w:eastAsia="en-GB"/>
-        </w:rPr>
-        <w:t>Update your Research Questions</w:t>
-      </w:r>
-    </w:p>
-    <w:p>
-      <w:pPr>
-        <w:pStyle w:val="Lijstalinea"/>
-        <w:numPr>
-          <w:ilvl w:val="1"/>
-          <w:numId w:val="14"/>
-        </w:numPr>
-        <w:spacing w:before="100" w:beforeAutospacing="1" w:after="100" w:afterAutospacing="1" w:line="240" w:lineRule="auto"/>
-        <w:rPr>
-          <w:rFonts w:ascii="Verdana" w:eastAsia="Times New Roman" w:hAnsi="Verdana" w:cs="Times New Roman"/>
-          <w:lang w:val="en-GB" w:eastAsia="en-GB"/>
-        </w:rPr>
-      </w:pPr>
-      <w:r>
-        <w:rPr>
-          <w:rFonts w:ascii="Verdana" w:eastAsia="Times New Roman" w:hAnsi="Verdana" w:cs="Times New Roman"/>
-          <w:lang w:val="en-GB" w:eastAsia="en-GB"/>
-        </w:rPr>
-        <w:t>Construct your datasets</w:t>
-      </w:r>
-      <w:r>
-        <w:rPr>
-          <w:rFonts w:ascii="Verdana" w:eastAsia="Times New Roman" w:hAnsi="Verdana" w:cs="Times New Roman"/>
-          <w:lang w:val="en-GB" w:eastAsia="en-GB"/>
-        </w:rPr>
-        <w:t xml:space="preserve"> (including your new variable/relation)</w:t>
-      </w:r>
-      <w:r>
-        <w:rPr>
-          <w:rFonts w:ascii="Verdana" w:eastAsia="Times New Roman" w:hAnsi="Verdana" w:cs="Times New Roman"/>
-          <w:lang w:val="en-GB" w:eastAsia="en-GB"/>
-        </w:rPr>
-        <w:t xml:space="preserve"> </w:t>
-      </w:r>
-    </w:p>
-    <w:p>
-      <w:pPr>
-        <w:pStyle w:val="Lijstalinea"/>
-        <w:numPr>
-          <w:ilvl w:val="1"/>
-          <w:numId w:val="14"/>
-        </w:numPr>
-        <w:spacing w:before="100" w:beforeAutospacing="1" w:after="100" w:afterAutospacing="1" w:line="240" w:lineRule="auto"/>
-        <w:rPr>
-          <w:rFonts w:ascii="Verdana" w:eastAsia="Times New Roman" w:hAnsi="Verdana" w:cs="Times New Roman"/>
-          <w:lang w:val="en-GB" w:eastAsia="en-GB"/>
-        </w:rPr>
-      </w:pPr>
-      <w:r>
-        <w:rPr>
-          <w:rFonts w:ascii="Verdana" w:eastAsia="Times New Roman" w:hAnsi="Verdana" w:cs="Times New Roman"/>
-          <w:lang w:val="en-GB" w:eastAsia="en-GB"/>
-        </w:rPr>
-        <w:t>Describe your social network data</w:t>
-      </w:r>
-      <w:r>
-        <w:rPr>
-          <w:rFonts w:ascii="Verdana" w:eastAsia="Times New Roman" w:hAnsi="Verdana" w:cs="Times New Roman"/>
-          <w:lang w:val="en-GB" w:eastAsia="en-GB"/>
-        </w:rPr>
-        <w:t xml:space="preserve"> (see week 2)</w:t>
-      </w:r>
-    </w:p>
-    <w:p>
-      <w:pPr>
-        <w:pStyle w:val="Lijstalinea"/>
-        <w:numPr>
-          <w:ilvl w:val="1"/>
-          <w:numId w:val="14"/>
-        </w:numPr>
-        <w:spacing w:before="100" w:beforeAutospacing="1" w:after="100" w:afterAutospacing="1" w:line="240" w:lineRule="auto"/>
-        <w:rPr>
-          <w:rFonts w:ascii="Verdana" w:eastAsia="Times New Roman" w:hAnsi="Verdana" w:cs="Times New Roman"/>
-          <w:lang w:val="en-GB" w:eastAsia="en-GB"/>
-        </w:rPr>
-      </w:pPr>
-      <w:r>
-        <w:rPr>
-          <w:rFonts w:ascii="Verdana" w:eastAsia="Times New Roman" w:hAnsi="Verdana" w:cs="Times New Roman"/>
-          <w:lang w:val="en-GB" w:eastAsia="en-GB"/>
-        </w:rPr>
-        <w:t xml:space="preserve">Be prepared to discuss </w:t>
-      </w:r>
-      <w:r>
-        <w:rPr>
-          <w:rFonts w:ascii="Verdana" w:eastAsia="Times New Roman" w:hAnsi="Verdana" w:cs="Times New Roman"/>
-          <w:lang w:val="en-GB" w:eastAsia="en-GB"/>
-        </w:rPr>
-        <w:t xml:space="preserve">the results of your descriptive statistics </w:t>
-      </w:r>
-      <w:r>
-        <w:rPr>
-          <w:rFonts w:ascii="Verdana" w:eastAsia="Times New Roman" w:hAnsi="Verdana" w:cs="Times New Roman"/>
-          <w:lang w:val="en-GB" w:eastAsia="en-GB"/>
-        </w:rPr>
-        <w:t>next week.</w:t>
-      </w:r>
-    </w:p>
-    <w:p>
-      <w:pPr>
-        <w:pStyle w:val="Lijstalinea"/>
-        <w:numPr>
-          <w:ilvl w:val="1"/>
-          <w:numId w:val="14"/>
-        </w:numPr>
-        <w:spacing w:before="100" w:beforeAutospacing="1" w:after="100" w:afterAutospacing="1" w:line="240" w:lineRule="auto"/>
-        <w:rPr>
-          <w:rFonts w:ascii="Verdana" w:eastAsia="Times New Roman" w:hAnsi="Verdana" w:cs="Times New Roman"/>
-          <w:lang w:val="en-GB" w:eastAsia="en-GB"/>
-        </w:rPr>
-      </w:pPr>
-      <w:r>
-        <w:rPr>
-          <w:rFonts w:ascii="Verdana" w:eastAsia="Times New Roman" w:hAnsi="Verdana" w:cs="Times New Roman"/>
-          <w:lang w:val="en-GB" w:eastAsia="en-GB"/>
-        </w:rPr>
-        <w:t>Start writing your data section and your result section</w:t>
-      </w:r>
-    </w:p>
-    <w:p>
-      <w:pPr>
-        <w:pStyle w:val="Lijstalinea"/>
-        <w:numPr>
-          <w:ilvl w:val="1"/>
-          <w:numId w:val="14"/>
-        </w:numPr>
-        <w:spacing w:before="100" w:beforeAutospacing="1" w:after="100" w:afterAutospacing="1" w:line="240" w:lineRule="auto"/>
-        <w:rPr>
-          <w:rFonts w:ascii="Verdana" w:eastAsia="Times New Roman" w:hAnsi="Verdana" w:cs="Times New Roman"/>
-          <w:lang w:val="en-GB" w:eastAsia="en-GB"/>
-        </w:rPr>
-      </w:pPr>
-      <w:r>
-        <w:rPr>
-          <w:rFonts w:ascii="Verdana" w:eastAsia="Times New Roman" w:hAnsi="Verdana" w:cs="Times New Roman"/>
-          <w:lang w:val="en-GB" w:eastAsia="en-GB"/>
-        </w:rPr>
-        <w:t xml:space="preserve">Update your lab journal / website </w:t>
-      </w:r>
-    </w:p>
-    <w:p>
-      <w:pPr>
-        <w:rPr>
-          <w:rFonts w:ascii="Verdana" w:hAnsi="Verdana"/>
-          <w:lang w:val="en-US"/>
-        </w:rPr>
-      </w:pPr>
-    </w:p>
-    <w:p>
-      <w:pPr>
-        <w:rPr>
-          <w:rFonts w:ascii="Verdana" w:hAnsi="Verdana"/>
-          <w:color w:val="FF0000"/>
-          <w:lang w:val="en-US"/>
-        </w:rPr>
-      </w:pPr>
-      <w:r>
-        <w:rPr>
-          <w:rFonts w:ascii="Verdana" w:hAnsi="Verdana"/>
-          <w:color w:val="FF0000"/>
-          <w:lang w:val="en-US"/>
-        </w:rPr>
-        <w:br w:type="page"/>
-      </w:r>
-    </w:p>
-    <w:p>
-      <w:pPr>
-        <w:rPr>
-          <w:rFonts w:ascii="Verdana" w:hAnsi="Verdana"/>
-          <w:color w:val="FF0000"/>
-          <w:lang w:val="en-US"/>
-        </w:rPr>
-      </w:pPr>
-      <w:r>
-        <w:rPr>
-          <w:rFonts w:ascii="Verdana" w:hAnsi="Verdana"/>
-          <w:color w:val="FF0000"/>
-          <w:lang w:val="en-US"/>
-        </w:rPr>
-        <w:lastRenderedPageBreak/>
-        <w:t>21</w:t>
-      </w:r>
-      <w:r>
-        <w:rPr>
-          <w:rFonts w:ascii="Verdana" w:hAnsi="Verdana"/>
-          <w:color w:val="FF0000"/>
-          <w:lang w:val="en-US"/>
-        </w:rPr>
-        <w:t xml:space="preserve"> September</w:t>
-      </w:r>
-    </w:p>
-    <w:p>
-      <w:pPr>
-        <w:rPr>
-          <w:rFonts w:ascii="Verdana" w:hAnsi="Verdana"/>
-          <w:color w:val="FF0000"/>
-          <w:lang w:val="en-US"/>
-        </w:rPr>
-      </w:pPr>
-      <w:r>
-        <w:rPr>
-          <w:rFonts w:ascii="Verdana" w:hAnsi="Verdana"/>
-          <w:color w:val="FF0000"/>
-          <w:lang w:val="en-US"/>
-        </w:rPr>
-        <w:t>Week 4: Wrangling network data and network visualization</w:t>
-      </w:r>
-    </w:p>
-    <w:p>
-      <w:pPr>
-        <w:pStyle w:val="Lijstalinea"/>
-        <w:numPr>
-          <w:ilvl w:val="0"/>
-          <w:numId w:val="14"/>
-        </w:numPr>
-        <w:spacing w:after="160" w:line="259" w:lineRule="auto"/>
-        <w:rPr>
-          <w:rFonts w:ascii="Verdana" w:hAnsi="Verdana"/>
-          <w:b/>
-          <w:lang w:val="en-US"/>
-        </w:rPr>
-      </w:pPr>
-      <w:r>
-        <w:rPr>
-          <w:rFonts w:ascii="Verdana" w:hAnsi="Verdana"/>
-          <w:b/>
-          <w:lang w:val="en-US"/>
-        </w:rPr>
-        <w:t>SNASS</w:t>
-      </w:r>
-      <w:r>
-        <w:rPr>
-          <w:rFonts w:ascii="Verdana" w:hAnsi="Verdana"/>
-          <w:b/>
-          <w:lang w:val="en-US"/>
-        </w:rPr>
-        <w:t xml:space="preserve"> (scan before class / read during class)</w:t>
-      </w:r>
-      <w:r>
-        <w:rPr>
-          <w:rFonts w:ascii="Verdana" w:hAnsi="Verdana"/>
-          <w:b/>
-          <w:lang w:val="en-US"/>
-        </w:rPr>
-        <w:t xml:space="preserve">: </w:t>
-      </w:r>
-    </w:p>
-    <w:p>
-      <w:pPr>
-        <w:pStyle w:val="Lijstalinea"/>
-        <w:numPr>
-          <w:ilvl w:val="1"/>
-          <w:numId w:val="14"/>
-        </w:numPr>
-        <w:spacing w:after="160" w:line="259" w:lineRule="auto"/>
-        <w:rPr>
-          <w:rFonts w:ascii="Verdana" w:hAnsi="Verdana"/>
-          <w:b/>
-          <w:lang w:val="en-US"/>
-        </w:rPr>
-      </w:pPr>
-      <w:r>
-        <w:rPr>
-          <w:rFonts w:ascii="Verdana" w:hAnsi="Verdana"/>
-          <w:lang w:val="en-US"/>
-        </w:rPr>
-        <w:t xml:space="preserve">Chapter </w:t>
-      </w:r>
-      <w:r>
-        <w:rPr>
-          <w:rFonts w:ascii="Verdana" w:hAnsi="Verdana"/>
-          <w:lang w:val="en-US"/>
-        </w:rPr>
-        <w:t>9</w:t>
-      </w:r>
-    </w:p>
-    <w:p>
-      <w:pPr>
-        <w:pStyle w:val="Lijstalinea"/>
-        <w:numPr>
-          <w:ilvl w:val="0"/>
-          <w:numId w:val="14"/>
-        </w:numPr>
-        <w:spacing w:after="160" w:line="259" w:lineRule="auto"/>
-        <w:rPr>
-          <w:rFonts w:ascii="Verdana" w:hAnsi="Verdana"/>
-          <w:bCs/>
-          <w:lang w:val="en-US"/>
-        </w:rPr>
-      </w:pPr>
-      <w:r>
-        <w:rPr>
-          <w:rFonts w:ascii="Verdana" w:hAnsi="Verdana"/>
-          <w:b/>
-          <w:lang w:val="en-US"/>
-        </w:rPr>
-        <w:t>Literature (</w:t>
-      </w:r>
-      <w:r>
-        <w:rPr>
-          <w:rFonts w:ascii="Verdana" w:hAnsi="Verdana"/>
-          <w:b/>
-          <w:lang w:val="en-US"/>
-        </w:rPr>
-        <w:t xml:space="preserve">scan </w:t>
-      </w:r>
-      <w:r>
-        <w:rPr>
-          <w:rFonts w:ascii="Verdana" w:hAnsi="Verdana"/>
-          <w:b/>
-          <w:lang w:val="en-US"/>
-        </w:rPr>
-        <w:t xml:space="preserve">before class): </w:t>
-      </w:r>
-      <w:r>
-        <w:rPr>
-          <w:rFonts w:ascii="Verdana" w:hAnsi="Verdana"/>
-          <w:bCs/>
-          <w:lang w:val="en-US"/>
-        </w:rPr>
-        <w:t>https://ggraph.data-imaginist.com/index.html</w:t>
-      </w:r>
-    </w:p>
-    <w:p>
-      <w:pPr>
-        <w:pStyle w:val="Lijstalinea"/>
-        <w:numPr>
-          <w:ilvl w:val="0"/>
-          <w:numId w:val="14"/>
-        </w:numPr>
-        <w:spacing w:after="160" w:line="259" w:lineRule="auto"/>
-        <w:rPr>
-          <w:rFonts w:ascii="Verdana" w:hAnsi="Verdana"/>
-          <w:b/>
-          <w:lang w:val="en-US"/>
-        </w:rPr>
-      </w:pPr>
-      <w:r>
-        <w:rPr>
-          <w:rFonts w:ascii="Verdana" w:hAnsi="Verdana"/>
-          <w:b/>
-          <w:lang w:val="en-US"/>
-        </w:rPr>
-        <w:t xml:space="preserve">Workshop: </w:t>
-      </w:r>
-      <w:r>
-        <w:rPr>
-          <w:rFonts w:ascii="Verdana" w:hAnsi="Verdana"/>
-          <w:lang w:val="en-US"/>
-        </w:rPr>
-        <w:t>network visualization</w:t>
-      </w:r>
-      <w:r>
-        <w:rPr>
-          <w:rFonts w:ascii="Verdana" w:hAnsi="Verdana"/>
-          <w:lang w:val="en-US"/>
-        </w:rPr>
-        <w:t xml:space="preserve"> (with iGraph and/or </w:t>
-      </w:r>
-      <w:r>
-        <w:rPr>
-          <w:rFonts w:ascii="Verdana" w:hAnsi="Verdana"/>
-          <w:lang w:val="en-US"/>
-        </w:rPr>
-        <w:t>ggraph)</w:t>
-      </w:r>
-    </w:p>
-    <w:p>
-      <w:pPr>
-        <w:pStyle w:val="Lijstalinea"/>
-        <w:numPr>
-          <w:ilvl w:val="0"/>
-          <w:numId w:val="14"/>
-        </w:numPr>
-        <w:spacing w:before="100" w:beforeAutospacing="1" w:after="100" w:afterAutospacing="1" w:line="240" w:lineRule="auto"/>
-        <w:rPr>
-          <w:rFonts w:ascii="Verdana" w:eastAsia="Times New Roman" w:hAnsi="Verdana" w:cs="Times New Roman"/>
-          <w:lang w:val="en-GB" w:eastAsia="en-GB"/>
-        </w:rPr>
-      </w:pPr>
-      <w:r>
-        <w:rPr>
-          <w:rFonts w:ascii="Verdana" w:eastAsia="Times New Roman" w:hAnsi="Verdana" w:cs="Times New Roman"/>
-          <w:b/>
-          <w:lang w:val="en-GB" w:eastAsia="en-GB"/>
-        </w:rPr>
-        <w:t>Workshop/Homework</w:t>
-      </w:r>
-      <w:r>
-        <w:rPr>
-          <w:rFonts w:ascii="Verdana" w:eastAsia="Times New Roman" w:hAnsi="Verdana" w:cs="Times New Roman"/>
-          <w:lang w:val="en-GB" w:eastAsia="en-GB"/>
-        </w:rPr>
-        <w:t>:</w:t>
-      </w:r>
-    </w:p>
-    <w:p>
-      <w:pPr>
-        <w:pStyle w:val="Lijstalinea"/>
-        <w:numPr>
-          <w:ilvl w:val="1"/>
-          <w:numId w:val="14"/>
-        </w:numPr>
-        <w:spacing w:before="100" w:beforeAutospacing="1" w:after="100" w:afterAutospacing="1" w:line="240" w:lineRule="auto"/>
-        <w:rPr>
-          <w:rFonts w:ascii="Verdana" w:eastAsia="Times New Roman" w:hAnsi="Verdana" w:cs="Times New Roman"/>
-          <w:lang w:val="en-GB" w:eastAsia="en-GB"/>
-        </w:rPr>
-      </w:pPr>
-      <w:r>
-        <w:rPr>
-          <w:rFonts w:ascii="Verdana" w:eastAsia="Times New Roman" w:hAnsi="Verdana" w:cs="Times New Roman"/>
-          <w:lang w:val="en-GB" w:eastAsia="en-GB"/>
-        </w:rPr>
-        <w:t>Update your Research Questions</w:t>
-      </w:r>
-    </w:p>
-    <w:p>
-      <w:pPr>
-        <w:pStyle w:val="Lijstalinea"/>
-        <w:numPr>
-          <w:ilvl w:val="1"/>
-          <w:numId w:val="14"/>
-        </w:numPr>
-        <w:spacing w:before="100" w:beforeAutospacing="1" w:after="100" w:afterAutospacing="1" w:line="240" w:lineRule="auto"/>
-        <w:rPr>
-          <w:rFonts w:ascii="Verdana" w:eastAsia="Times New Roman" w:hAnsi="Verdana" w:cs="Times New Roman"/>
-          <w:lang w:val="en-GB" w:eastAsia="en-GB"/>
-        </w:rPr>
-      </w:pPr>
-      <w:r>
-        <w:rPr>
-          <w:rFonts w:ascii="Verdana" w:eastAsia="Times New Roman" w:hAnsi="Verdana" w:cs="Times New Roman"/>
-          <w:lang w:val="en-GB" w:eastAsia="en-GB"/>
-        </w:rPr>
-        <w:t>Visualize your social network data</w:t>
-      </w:r>
-    </w:p>
-    <w:p>
-      <w:pPr>
-        <w:pStyle w:val="Lijstalinea"/>
-        <w:numPr>
-          <w:ilvl w:val="2"/>
-          <w:numId w:val="14"/>
-        </w:numPr>
-        <w:spacing w:before="100" w:beforeAutospacing="1" w:after="100" w:afterAutospacing="1" w:line="240" w:lineRule="auto"/>
-        <w:rPr>
-          <w:rFonts w:ascii="Verdana" w:eastAsia="Times New Roman" w:hAnsi="Verdana" w:cs="Times New Roman"/>
-          <w:lang w:val="en-GB" w:eastAsia="en-GB"/>
-        </w:rPr>
-      </w:pPr>
-      <w:r>
-        <w:rPr>
-          <w:rFonts w:ascii="Verdana" w:eastAsia="Times New Roman" w:hAnsi="Verdana" w:cs="Times New Roman"/>
-          <w:lang w:val="en-GB" w:eastAsia="en-GB"/>
-        </w:rPr>
-        <w:t>Static</w:t>
-      </w:r>
-    </w:p>
-    <w:p>
-      <w:pPr>
-        <w:pStyle w:val="Lijstalinea"/>
-        <w:numPr>
-          <w:ilvl w:val="2"/>
-          <w:numId w:val="14"/>
-        </w:numPr>
-        <w:spacing w:before="100" w:beforeAutospacing="1" w:after="100" w:afterAutospacing="1" w:line="240" w:lineRule="auto"/>
-        <w:rPr>
-          <w:rFonts w:ascii="Verdana" w:eastAsia="Times New Roman" w:hAnsi="Verdana" w:cs="Times New Roman"/>
-          <w:lang w:val="en-GB" w:eastAsia="en-GB"/>
-        </w:rPr>
-      </w:pPr>
-      <w:r>
-        <w:rPr>
-          <w:rFonts w:ascii="Verdana" w:eastAsia="Times New Roman" w:hAnsi="Verdana" w:cs="Times New Roman"/>
-          <w:lang w:val="en-GB" w:eastAsia="en-GB"/>
-        </w:rPr>
-        <w:t>Interactive and/or dynamic</w:t>
-      </w:r>
-    </w:p>
-    <w:p>
-      <w:pPr>
-        <w:pStyle w:val="Lijstalinea"/>
-        <w:numPr>
-          <w:ilvl w:val="1"/>
-          <w:numId w:val="14"/>
-        </w:numPr>
-        <w:spacing w:before="100" w:beforeAutospacing="1" w:after="100" w:afterAutospacing="1" w:line="240" w:lineRule="auto"/>
-        <w:rPr>
-          <w:rFonts w:ascii="Verdana" w:eastAsia="Times New Roman" w:hAnsi="Verdana" w:cs="Times New Roman"/>
-          <w:lang w:val="en-GB" w:eastAsia="en-GB"/>
-        </w:rPr>
-      </w:pPr>
-      <w:r>
-        <w:rPr>
-          <w:rFonts w:ascii="Verdana" w:eastAsia="Times New Roman" w:hAnsi="Verdana" w:cs="Times New Roman"/>
-          <w:lang w:val="en-GB" w:eastAsia="en-GB"/>
-        </w:rPr>
-        <w:t xml:space="preserve">Be prepared to discuss </w:t>
-      </w:r>
-      <w:r>
-        <w:rPr>
-          <w:rFonts w:ascii="Verdana" w:eastAsia="Times New Roman" w:hAnsi="Verdana" w:cs="Times New Roman"/>
-          <w:lang w:val="en-GB" w:eastAsia="en-GB"/>
-        </w:rPr>
-        <w:t>the results of your network visualization n</w:t>
-      </w:r>
-      <w:r>
-        <w:rPr>
-          <w:rFonts w:ascii="Verdana" w:eastAsia="Times New Roman" w:hAnsi="Verdana" w:cs="Times New Roman"/>
-          <w:lang w:val="en-GB" w:eastAsia="en-GB"/>
-        </w:rPr>
-        <w:t>ext week.</w:t>
-      </w:r>
-    </w:p>
-    <w:p>
-      <w:pPr>
-        <w:pStyle w:val="Lijstalinea"/>
-        <w:numPr>
-          <w:ilvl w:val="1"/>
-          <w:numId w:val="14"/>
-        </w:numPr>
-        <w:spacing w:before="100" w:beforeAutospacing="1" w:after="100" w:afterAutospacing="1" w:line="240" w:lineRule="auto"/>
-        <w:rPr>
-          <w:rFonts w:ascii="Verdana" w:eastAsia="Times New Roman" w:hAnsi="Verdana" w:cs="Times New Roman"/>
-          <w:lang w:val="en-GB" w:eastAsia="en-GB"/>
-        </w:rPr>
-      </w:pPr>
-      <w:r>
-        <w:rPr>
-          <w:rFonts w:ascii="Verdana" w:eastAsia="Times New Roman" w:hAnsi="Verdana" w:cs="Times New Roman"/>
-          <w:lang w:val="en-GB" w:eastAsia="en-GB"/>
-        </w:rPr>
-        <w:t>Continue writing your data section and your result section</w:t>
-      </w:r>
-    </w:p>
-    <w:p>
-      <w:pPr>
-        <w:pStyle w:val="Lijstalinea"/>
-        <w:numPr>
-          <w:ilvl w:val="1"/>
-          <w:numId w:val="14"/>
-        </w:numPr>
-        <w:spacing w:before="100" w:beforeAutospacing="1" w:after="100" w:afterAutospacing="1" w:line="240" w:lineRule="auto"/>
-        <w:rPr>
-          <w:rFonts w:ascii="Verdana" w:eastAsia="Times New Roman" w:hAnsi="Verdana" w:cs="Times New Roman"/>
-          <w:lang w:val="en-GB" w:eastAsia="en-GB"/>
-        </w:rPr>
-      </w:pPr>
-      <w:r>
-        <w:rPr>
-          <w:rFonts w:ascii="Verdana" w:eastAsia="Times New Roman" w:hAnsi="Verdana" w:cs="Times New Roman"/>
-          <w:lang w:val="en-GB" w:eastAsia="en-GB"/>
-        </w:rPr>
-        <w:t xml:space="preserve">Update your lab journal / website </w:t>
-      </w:r>
-    </w:p>
-    <w:p>
-      <w:pPr>
-        <w:pStyle w:val="Lijstalinea"/>
-        <w:spacing w:after="160" w:line="259" w:lineRule="auto"/>
-        <w:ind w:left="1068"/>
-        <w:rPr>
-          <w:rFonts w:ascii="Verdana" w:hAnsi="Verdana"/>
-          <w:b/>
-          <w:lang w:val="en-US"/>
-        </w:rPr>
-      </w:pPr>
-      <w:r>
-        <w:rPr>
-          <w:rFonts w:ascii="Verdana" w:hAnsi="Verdana"/>
-          <w:b/>
-          <w:lang w:val="en-US"/>
-        </w:rPr>
-        <w:t xml:space="preserve"> </w:t>
-      </w:r>
-    </w:p>
-    <w:p>
-      <w:pPr>
-        <w:rPr>
-          <w:rFonts w:ascii="Verdana" w:hAnsi="Verdana"/>
-          <w:lang w:val="en-US"/>
-        </w:rPr>
-      </w:pPr>
-    </w:p>
-    <w:p>
-      <w:pPr>
-        <w:rPr>
-          <w:rFonts w:ascii="Verdana" w:hAnsi="Verdana"/>
-          <w:color w:val="FF0000"/>
-          <w:lang w:val="en-US"/>
-        </w:rPr>
-      </w:pPr>
-      <w:r>
-        <w:rPr>
-          <w:rFonts w:ascii="Verdana" w:hAnsi="Verdana"/>
-          <w:color w:val="FF0000"/>
-          <w:lang w:val="en-US"/>
-        </w:rPr>
-        <w:br w:type="page"/>
-      </w:r>
-    </w:p>
-    <w:p>
-      <w:pPr>
-        <w:rPr>
-          <w:rFonts w:ascii="Verdana" w:hAnsi="Verdana"/>
-          <w:color w:val="FF0000"/>
-          <w:lang w:val="en-US"/>
-        </w:rPr>
-      </w:pPr>
-      <w:r>
-        <w:rPr>
-          <w:rFonts w:ascii="Verdana" w:hAnsi="Verdana"/>
-          <w:color w:val="FF0000"/>
-          <w:lang w:val="en-US"/>
-        </w:rPr>
-        <w:lastRenderedPageBreak/>
-        <w:t>28 September</w:t>
-      </w:r>
-    </w:p>
-    <w:p>
-      <w:pPr>
-        <w:rPr>
-          <w:rFonts w:ascii="Verdana" w:hAnsi="Verdana"/>
-          <w:color w:val="FF0000"/>
-          <w:lang w:val="en-US"/>
-        </w:rPr>
-      </w:pPr>
-      <w:r>
-        <w:rPr>
-          <w:rFonts w:ascii="Verdana" w:hAnsi="Verdana"/>
-          <w:color w:val="FF0000"/>
-          <w:lang w:val="en-US"/>
-        </w:rPr>
-        <w:t xml:space="preserve">Week 5: RSiena </w:t>
-      </w:r>
-      <w:r>
-        <w:rPr>
-          <w:rFonts w:ascii="Verdana" w:hAnsi="Verdana"/>
-          <w:color w:val="FF0000"/>
-          <w:lang w:val="en-US"/>
-        </w:rPr>
-        <w:t>(Introduction)</w:t>
-      </w:r>
-    </w:p>
-    <w:p>
-      <w:pPr>
-        <w:pStyle w:val="Lijstalinea"/>
-        <w:numPr>
-          <w:ilvl w:val="0"/>
-          <w:numId w:val="14"/>
-        </w:numPr>
-        <w:spacing w:after="160" w:line="259" w:lineRule="auto"/>
-        <w:rPr>
-          <w:rFonts w:ascii="Verdana" w:hAnsi="Verdana"/>
-          <w:b/>
-          <w:lang w:val="en-US"/>
-        </w:rPr>
-      </w:pPr>
-      <w:r>
-        <w:rPr>
-          <w:rFonts w:ascii="Verdana" w:hAnsi="Verdana"/>
-          <w:b/>
-          <w:lang w:val="en-US"/>
-        </w:rPr>
-        <w:t>Student presentations on network visualization</w:t>
-      </w:r>
-    </w:p>
-    <w:p>
-      <w:pPr>
-        <w:pStyle w:val="Lijstalinea"/>
-        <w:numPr>
-          <w:ilvl w:val="0"/>
-          <w:numId w:val="14"/>
-        </w:numPr>
-        <w:spacing w:after="160" w:line="259" w:lineRule="auto"/>
-        <w:rPr>
-          <w:rFonts w:ascii="Verdana" w:hAnsi="Verdana"/>
-          <w:b/>
-          <w:lang w:val="en-US"/>
-        </w:rPr>
-      </w:pPr>
-      <w:r>
-        <w:rPr>
-          <w:rFonts w:ascii="Verdana" w:hAnsi="Verdana"/>
-          <w:b/>
-          <w:lang w:val="en-US"/>
-        </w:rPr>
-        <w:t xml:space="preserve">SNASS: </w:t>
-      </w:r>
-    </w:p>
-    <w:p>
-      <w:pPr>
-        <w:pStyle w:val="Lijstalinea"/>
-        <w:numPr>
-          <w:ilvl w:val="1"/>
-          <w:numId w:val="14"/>
-        </w:numPr>
-        <w:spacing w:after="160" w:line="259" w:lineRule="auto"/>
-        <w:rPr>
-          <w:rFonts w:ascii="Verdana" w:hAnsi="Verdana"/>
-          <w:b/>
-          <w:lang w:val="en-US"/>
-        </w:rPr>
-      </w:pPr>
-      <w:r>
-        <w:rPr>
-          <w:rFonts w:ascii="Verdana" w:hAnsi="Verdana"/>
-          <w:lang w:val="en-US"/>
-        </w:rPr>
-        <w:t xml:space="preserve">Chapter </w:t>
-      </w:r>
-      <w:r>
-        <w:rPr>
-          <w:rFonts w:ascii="Verdana" w:hAnsi="Verdana"/>
-          <w:lang w:val="en-US"/>
-        </w:rPr>
-        <w:t>7</w:t>
-      </w:r>
-      <w:r>
-        <w:rPr>
-          <w:rFonts w:ascii="Verdana" w:hAnsi="Verdana"/>
-          <w:lang w:val="en-US"/>
-        </w:rPr>
-        <w:t xml:space="preserve"> [in class!!]</w:t>
-      </w:r>
-      <w:r>
-        <w:rPr>
-          <w:rFonts w:ascii="Verdana" w:hAnsi="Verdana"/>
-          <w:lang w:val="en-US"/>
-        </w:rPr>
-        <w:t xml:space="preserve"> </w:t>
-      </w:r>
-    </w:p>
-    <w:p>
-      <w:pPr>
-        <w:pStyle w:val="Lijstalinea"/>
-        <w:numPr>
-          <w:ilvl w:val="1"/>
-          <w:numId w:val="14"/>
-        </w:numPr>
-        <w:spacing w:after="160" w:line="259" w:lineRule="auto"/>
-        <w:rPr>
-          <w:rFonts w:ascii="Verdana" w:hAnsi="Verdana"/>
           <w:b/>
           <w:lang w:val="en-US"/>
         </w:rPr>
@@ -4173,7 +3819,7 @@
         </w:rPr>
         <w:t xml:space="preserve">See also: </w:t>
       </w:r>
-      <w:hyperlink r:id="rId32" w:history="1">
+      <w:hyperlink r:id="rId31" w:history="1">
         <w:r>
           <w:rPr>
             <w:rStyle w:val="Hyperlink"/>
@@ -4193,7 +3839,7 @@
     </w:p>
     <w:p>
       <w:pPr>
-        <w:pStyle w:val="Lijstalinea"/>
+        <w:pStyle w:val="ListParagraph"/>
         <w:numPr>
           <w:ilvl w:val="0"/>
           <w:numId w:val="14"/>
@@ -4205,15 +3851,25 @@
           <w:lang w:val="es-ES"/>
         </w:rPr>
       </w:pPr>
+      <w:proofErr w:type="spellStart"/>
       <w:r>
         <w:rPr>
           <w:rFonts w:ascii="Verdana" w:hAnsi="Verdana"/>
           <w:b/>
           <w:lang w:val="es-ES"/>
         </w:rPr>
-        <w:t xml:space="preserve">RSiena manual: </w:t>
-      </w:r>
-      <w:hyperlink r:id="rId33" w:history="1">
+        <w:t>RSiena</w:t>
+      </w:r>
+      <w:proofErr w:type="spellEnd"/>
+      <w:r>
+        <w:rPr>
+          <w:rFonts w:ascii="Verdana" w:hAnsi="Verdana"/>
+          <w:b/>
+          <w:lang w:val="es-ES"/>
+        </w:rPr>
+        <w:t xml:space="preserve"> manual: </w:t>
+      </w:r>
+      <w:hyperlink r:id="rId32" w:history="1">
         <w:r>
           <w:rPr>
             <w:rStyle w:val="Hyperlink"/>
@@ -4226,7 +3882,7 @@
     </w:p>
     <w:p>
       <w:pPr>
-        <w:pStyle w:val="Lijstalinea"/>
+        <w:pStyle w:val="ListParagraph"/>
         <w:numPr>
           <w:ilvl w:val="1"/>
           <w:numId w:val="14"/>
@@ -4238,18 +3894,28 @@
           <w:lang w:val="es-ES"/>
         </w:rPr>
       </w:pPr>
+      <w:proofErr w:type="spellStart"/>
       <w:r>
         <w:rPr>
           <w:rFonts w:ascii="Verdana" w:hAnsi="Verdana"/>
           <w:b/>
           <w:lang w:val="es-ES"/>
         </w:rPr>
-        <w:t>Chapter 2</w:t>
-      </w:r>
-    </w:p>
-    <w:p>
-      <w:pPr>
-        <w:pStyle w:val="Lijstalinea"/>
+        <w:t>Chapter</w:t>
+      </w:r>
+      <w:proofErr w:type="spellEnd"/>
+      <w:r>
+        <w:rPr>
+          <w:rFonts w:ascii="Verdana" w:hAnsi="Verdana"/>
+          <w:b/>
+          <w:lang w:val="es-ES"/>
+        </w:rPr>
+        <w:t xml:space="preserve"> 2</w:t>
+      </w:r>
+    </w:p>
+    <w:p>
+      <w:pPr>
+        <w:pStyle w:val="ListParagraph"/>
         <w:numPr>
           <w:ilvl w:val="1"/>
           <w:numId w:val="14"/>
@@ -4274,7 +3940,23 @@
           <w:rFonts w:ascii="Verdana" w:hAnsi="Verdana"/>
           <w:lang w:val="en-US"/>
         </w:rPr>
-        <w:t xml:space="preserve">(only the stuff about uniplex, one mode networks, and </w:t>
+        <w:t xml:space="preserve">(only the stuff about </w:t>
+      </w:r>
+      <w:proofErr w:type="spellStart"/>
+      <w:r>
+        <w:rPr>
+          <w:rFonts w:ascii="Verdana" w:hAnsi="Verdana"/>
+          <w:lang w:val="en-US"/>
+        </w:rPr>
+        <w:t>uniplex</w:t>
+      </w:r>
+      <w:proofErr w:type="spellEnd"/>
+      <w:r>
+        <w:rPr>
+          <w:rFonts w:ascii="Verdana" w:hAnsi="Verdana"/>
+          <w:lang w:val="en-US"/>
+        </w:rPr>
+        <w:t xml:space="preserve">, one mode networks, and </w:t>
       </w:r>
       <w:r>
         <w:rPr>
@@ -4293,7 +3975,7 @@
     </w:p>
     <w:p>
       <w:pPr>
-        <w:pStyle w:val="Lijstalinea"/>
+        <w:pStyle w:val="ListParagraph"/>
         <w:numPr>
           <w:ilvl w:val="0"/>
           <w:numId w:val="14"/>
@@ -4313,7 +3995,7 @@
         </w:rPr>
         <w:t xml:space="preserve">For dataset, see here: </w:t>
       </w:r>
-      <w:hyperlink r:id="rId34" w:anchor="22_input_data" w:history="1">
+      <w:hyperlink r:id="rId33" w:anchor="22_input_data" w:history="1">
         <w:r>
           <w:rPr>
             <w:rStyle w:val="Hyperlink"/>
@@ -4331,7 +4013,7 @@
     </w:p>
     <w:p>
       <w:pPr>
-        <w:pStyle w:val="Lijstalinea"/>
+        <w:pStyle w:val="ListParagraph"/>
         <w:numPr>
           <w:ilvl w:val="0"/>
           <w:numId w:val="14"/>
@@ -4355,12 +4037,21 @@
           <w:rFonts w:ascii="Verdana" w:hAnsi="Verdana"/>
           <w:lang w:val="en-US"/>
         </w:rPr>
-        <w:t>Logic of RSiena</w:t>
-      </w:r>
-    </w:p>
-    <w:p>
-      <w:pPr>
-        <w:pStyle w:val="Lijstalinea"/>
+        <w:t xml:space="preserve">Logic of </w:t>
+      </w:r>
+      <w:proofErr w:type="spellStart"/>
+      <w:r>
+        <w:rPr>
+          <w:rFonts w:ascii="Verdana" w:hAnsi="Verdana"/>
+          <w:lang w:val="en-US"/>
+        </w:rPr>
+        <w:t>RSiena</w:t>
+      </w:r>
+      <w:proofErr w:type="spellEnd"/>
+    </w:p>
+    <w:p>
+      <w:pPr>
+        <w:pStyle w:val="ListParagraph"/>
         <w:numPr>
           <w:ilvl w:val="0"/>
           <w:numId w:val="14"/>
@@ -4384,12 +4075,28 @@
           <w:rFonts w:ascii="Verdana" w:hAnsi="Verdana"/>
           <w:lang w:val="en-US"/>
         </w:rPr>
-        <w:t>Basic RSiena models (structural component / selection)</w:t>
-      </w:r>
-    </w:p>
-    <w:p>
-      <w:pPr>
-        <w:pStyle w:val="Lijstalinea"/>
+        <w:t xml:space="preserve">Basic </w:t>
+      </w:r>
+      <w:proofErr w:type="spellStart"/>
+      <w:r>
+        <w:rPr>
+          <w:rFonts w:ascii="Verdana" w:hAnsi="Verdana"/>
+          <w:lang w:val="en-US"/>
+        </w:rPr>
+        <w:t>RSiena</w:t>
+      </w:r>
+      <w:proofErr w:type="spellEnd"/>
+      <w:r>
+        <w:rPr>
+          <w:rFonts w:ascii="Verdana" w:hAnsi="Verdana"/>
+          <w:lang w:val="en-US"/>
+        </w:rPr>
+        <w:t xml:space="preserve"> models (structural component / selection)</w:t>
+      </w:r>
+    </w:p>
+    <w:p>
+      <w:pPr>
+        <w:pStyle w:val="ListParagraph"/>
         <w:numPr>
           <w:ilvl w:val="0"/>
           <w:numId w:val="14"/>
@@ -4408,17 +4115,26 @@
         </w:rPr>
         <w:t xml:space="preserve">Workshop: </w:t>
       </w:r>
-      <w:r>
-        <w:rPr>
-          <w:rFonts w:ascii="Verdana" w:hAnsi="Verdana"/>
-          <w:lang w:val="en-US"/>
-        </w:rPr>
-        <w:t>RSiena models on own data</w:t>
-      </w:r>
-    </w:p>
-    <w:p>
-      <w:pPr>
-        <w:pStyle w:val="Lijstalinea"/>
+      <w:proofErr w:type="spellStart"/>
+      <w:r>
+        <w:rPr>
+          <w:rFonts w:ascii="Verdana" w:hAnsi="Verdana"/>
+          <w:lang w:val="en-US"/>
+        </w:rPr>
+        <w:t>RSiena</w:t>
+      </w:r>
+      <w:proofErr w:type="spellEnd"/>
+      <w:r>
+        <w:rPr>
+          <w:rFonts w:ascii="Verdana" w:hAnsi="Verdana"/>
+          <w:lang w:val="en-US"/>
+        </w:rPr>
+        <w:t xml:space="preserve"> models on own data</w:t>
+      </w:r>
+    </w:p>
+    <w:p>
+      <w:pPr>
+        <w:pStyle w:val="ListParagraph"/>
         <w:numPr>
           <w:ilvl w:val="0"/>
           <w:numId w:val="14"/>
@@ -4440,7 +4156,7 @@
     </w:p>
     <w:p>
       <w:pPr>
-        <w:pStyle w:val="Lijstalinea"/>
+        <w:pStyle w:val="ListParagraph"/>
         <w:numPr>
           <w:ilvl w:val="1"/>
           <w:numId w:val="14"/>
@@ -4475,7 +4191,7 @@
     </w:p>
     <w:p>
       <w:pPr>
-        <w:pStyle w:val="Lijstalinea"/>
+        <w:pStyle w:val="ListParagraph"/>
         <w:numPr>
           <w:ilvl w:val="2"/>
           <w:numId w:val="14"/>
@@ -4503,7 +4219,7 @@
     </w:p>
     <w:p>
       <w:pPr>
-        <w:pStyle w:val="Lijstalinea"/>
+        <w:pStyle w:val="ListParagraph"/>
         <w:numPr>
           <w:ilvl w:val="2"/>
           <w:numId w:val="14"/>
@@ -4531,7 +4247,7 @@
     </w:p>
     <w:p>
       <w:pPr>
-        <w:pStyle w:val="Lijstalinea"/>
+        <w:pStyle w:val="ListParagraph"/>
         <w:numPr>
           <w:ilvl w:val="2"/>
           <w:numId w:val="14"/>
@@ -4547,12 +4263,28 @@
           <w:rFonts w:ascii="Verdana" w:eastAsia="Times New Roman" w:hAnsi="Verdana" w:cs="Times New Roman"/>
           <w:lang w:val="en-GB" w:eastAsia="en-GB"/>
         </w:rPr>
-        <w:t>your first RSiena results</w:t>
-      </w:r>
-    </w:p>
-    <w:p>
-      <w:pPr>
-        <w:pStyle w:val="Lijstalinea"/>
+        <w:t xml:space="preserve">your first </w:t>
+      </w:r>
+      <w:proofErr w:type="spellStart"/>
+      <w:r>
+        <w:rPr>
+          <w:rFonts w:ascii="Verdana" w:eastAsia="Times New Roman" w:hAnsi="Verdana" w:cs="Times New Roman"/>
+          <w:lang w:val="en-GB" w:eastAsia="en-GB"/>
+        </w:rPr>
+        <w:t>RSiena</w:t>
+      </w:r>
+      <w:proofErr w:type="spellEnd"/>
+      <w:r>
+        <w:rPr>
+          <w:rFonts w:ascii="Verdana" w:eastAsia="Times New Roman" w:hAnsi="Verdana" w:cs="Times New Roman"/>
+          <w:lang w:val="en-GB" w:eastAsia="en-GB"/>
+        </w:rPr>
+        <w:t xml:space="preserve"> results</w:t>
+      </w:r>
+    </w:p>
+    <w:p>
+      <w:pPr>
+        <w:pStyle w:val="ListParagraph"/>
         <w:numPr>
           <w:ilvl w:val="2"/>
           <w:numId w:val="14"/>
@@ -4568,7 +4300,23 @@
           <w:rFonts w:ascii="Verdana" w:hAnsi="Verdana"/>
           <w:lang w:val="en-US"/>
         </w:rPr>
-        <w:t xml:space="preserve">Please send me a paper of SNA in practice you would like to see discussed next week. </w:t>
+        <w:t xml:space="preserve">Please send me a paper </w:t>
+      </w:r>
+      <w:proofErr w:type="gramStart"/>
+      <w:r>
+        <w:rPr>
+          <w:rFonts w:ascii="Verdana" w:hAnsi="Verdana"/>
+          <w:lang w:val="en-US"/>
+        </w:rPr>
+        <w:t>of</w:t>
+      </w:r>
+      <w:proofErr w:type="gramEnd"/>
+      <w:r>
+        <w:rPr>
+          <w:rFonts w:ascii="Verdana" w:hAnsi="Verdana"/>
+          <w:lang w:val="en-US"/>
+        </w:rPr>
+        <w:t xml:space="preserve"> SNA in practice you would like to see discussed next week. </w:t>
       </w:r>
     </w:p>
     <w:p>
@@ -4631,7 +4379,7 @@
     </w:p>
     <w:p>
       <w:pPr>
-        <w:pStyle w:val="Lijstalinea"/>
+        <w:pStyle w:val="ListParagraph"/>
         <w:numPr>
           <w:ilvl w:val="0"/>
           <w:numId w:val="14"/>
@@ -4656,19 +4404,35 @@
           <w:rFonts w:ascii="Verdana" w:hAnsi="Verdana"/>
           <w:lang w:val="en-US"/>
         </w:rPr>
-        <w:t xml:space="preserve">Example 1 SNA in practice: </w:t>
-      </w:r>
-      <w:r>
-        <w:rPr>
-          <w:rFonts w:ascii="Verdana" w:hAnsi="Verdana"/>
-          <w:lang w:val="en-US"/>
-        </w:rPr>
-        <w:t xml:space="preserve">?? </w:t>
-      </w:r>
-    </w:p>
-    <w:p>
-      <w:pPr>
-        <w:pStyle w:val="Lijstalinea"/>
+        <w:t>Example 1 SNA in practice</w:t>
+      </w:r>
+      <w:proofErr w:type="gramStart"/>
+      <w:r>
+        <w:rPr>
+          <w:rFonts w:ascii="Verdana" w:hAnsi="Verdana"/>
+          <w:lang w:val="en-US"/>
+        </w:rPr>
+        <w:t xml:space="preserve">: </w:t>
+      </w:r>
+      <w:r>
+        <w:rPr>
+          <w:rFonts w:ascii="Verdana" w:hAnsi="Verdana"/>
+          <w:lang w:val="en-US"/>
+        </w:rPr>
+        <w:t>??</w:t>
+      </w:r>
+      <w:proofErr w:type="gramEnd"/>
+      <w:r>
+        <w:rPr>
+          <w:rFonts w:ascii="Verdana" w:hAnsi="Verdana"/>
+          <w:lang w:val="en-US"/>
+        </w:rPr>
+        <w:t xml:space="preserve"> </w:t>
+      </w:r>
+    </w:p>
+    <w:p>
+      <w:pPr>
+        <w:pStyle w:val="ListParagraph"/>
         <w:numPr>
           <w:ilvl w:val="0"/>
           <w:numId w:val="14"/>
@@ -4693,7 +4457,15 @@
           <w:rFonts w:ascii="Verdana" w:hAnsi="Verdana"/>
           <w:lang w:val="en-US"/>
         </w:rPr>
-        <w:t>Example 2 SNA in practice: ?</w:t>
+        <w:t>Example 2 SNA in practice</w:t>
+      </w:r>
+      <w:proofErr w:type="gramStart"/>
+      <w:r>
+        <w:rPr>
+          <w:rFonts w:ascii="Verdana" w:hAnsi="Verdana"/>
+          <w:lang w:val="en-US"/>
+        </w:rPr>
+        <w:t>: ?</w:t>
       </w:r>
       <w:r>
         <w:rPr>
@@ -4702,6 +4474,7 @@
         </w:rPr>
         <w:t>?</w:t>
       </w:r>
+      <w:proofErr w:type="gramEnd"/>
       <w:r>
         <w:rPr>
           <w:rFonts w:ascii="Verdana" w:hAnsi="Verdana"/>
@@ -4712,7 +4485,7 @@
     </w:p>
     <w:p>
       <w:pPr>
-        <w:pStyle w:val="Lijstalinea"/>
+        <w:pStyle w:val="ListParagraph"/>
         <w:numPr>
           <w:ilvl w:val="0"/>
           <w:numId w:val="14"/>
@@ -4741,7 +4514,7 @@
     </w:p>
     <w:p>
       <w:pPr>
-        <w:pStyle w:val="Lijstalinea"/>
+        <w:pStyle w:val="ListParagraph"/>
         <w:numPr>
           <w:ilvl w:val="1"/>
           <w:numId w:val="14"/>
@@ -4776,7 +4549,7 @@
     </w:p>
     <w:p>
       <w:pPr>
-        <w:pStyle w:val="Lijstalinea"/>
+        <w:pStyle w:val="ListParagraph"/>
         <w:numPr>
           <w:ilvl w:val="1"/>
           <w:numId w:val="14"/>
@@ -4858,20 +4631,38 @@
           <w:color w:val="FF0000"/>
           <w:lang w:val="en-US"/>
         </w:rPr>
-        <w:t xml:space="preserve">Week 7: RSiena </w:t>
-      </w:r>
+        <w:t xml:space="preserve">Week 7: </w:t>
+      </w:r>
+      <w:proofErr w:type="spellStart"/>
       <w:r>
         <w:rPr>
           <w:rFonts w:ascii="Verdana" w:hAnsi="Verdana"/>
           <w:color w:val="FF0000"/>
           <w:lang w:val="en-US"/>
         </w:rPr>
+        <w:t>RSiena</w:t>
+      </w:r>
+      <w:proofErr w:type="spellEnd"/>
+      <w:r>
+        <w:rPr>
+          <w:rFonts w:ascii="Verdana" w:hAnsi="Verdana"/>
+          <w:color w:val="FF0000"/>
+          <w:lang w:val="en-US"/>
+        </w:rPr>
+        <w:t xml:space="preserve"> </w:t>
+      </w:r>
+      <w:r>
+        <w:rPr>
+          <w:rFonts w:ascii="Verdana" w:hAnsi="Verdana"/>
+          <w:color w:val="FF0000"/>
+          <w:lang w:val="en-US"/>
+        </w:rPr>
         <w:t>(Advanced Topics) / Presentations</w:t>
       </w:r>
     </w:p>
     <w:p>
       <w:pPr>
-        <w:pStyle w:val="Lijstalinea"/>
+        <w:pStyle w:val="ListParagraph"/>
         <w:numPr>
           <w:ilvl w:val="0"/>
           <w:numId w:val="14"/>
@@ -4909,7 +4700,7 @@
     </w:p>
     <w:p>
       <w:pPr>
-        <w:pStyle w:val="Lijstalinea"/>
+        <w:pStyle w:val="ListParagraph"/>
         <w:numPr>
           <w:ilvl w:val="1"/>
           <w:numId w:val="14"/>
@@ -4924,7 +4715,15 @@
           <w:rFonts w:ascii="Verdana" w:eastAsia="Times New Roman" w:hAnsi="Verdana" w:cs="Times New Roman"/>
           <w:lang w:val="en-GB" w:eastAsia="en-GB"/>
         </w:rPr>
-        <w:t>Please give an update of your project</w:t>
+        <w:t xml:space="preserve">Please give an update of your </w:t>
+      </w:r>
+      <w:proofErr w:type="gramStart"/>
+      <w:r>
+        <w:rPr>
+          <w:rFonts w:ascii="Verdana" w:eastAsia="Times New Roman" w:hAnsi="Verdana" w:cs="Times New Roman"/>
+          <w:lang w:val="en-GB" w:eastAsia="en-GB"/>
+        </w:rPr>
+        <w:t>project</w:t>
       </w:r>
       <w:r>
         <w:rPr>
@@ -4938,7 +4737,15 @@
           <w:rFonts w:ascii="Verdana" w:eastAsia="Times New Roman" w:hAnsi="Verdana" w:cs="Times New Roman"/>
           <w:lang w:val="en-GB" w:eastAsia="en-GB"/>
         </w:rPr>
-        <w:t xml:space="preserve"> (by students based on your lab journal / website</w:t>
+        <w:t xml:space="preserve"> (</w:t>
+      </w:r>
+      <w:proofErr w:type="gramEnd"/>
+      <w:r>
+        <w:rPr>
+          <w:rFonts w:ascii="Verdana" w:eastAsia="Times New Roman" w:hAnsi="Verdana" w:cs="Times New Roman"/>
+          <w:lang w:val="en-GB" w:eastAsia="en-GB"/>
+        </w:rPr>
+        <w:t>by students based on your lab journal / website</w:t>
       </w:r>
       <w:r>
         <w:rPr>
@@ -4957,7 +4764,7 @@
     </w:p>
     <w:p>
       <w:pPr>
-        <w:pStyle w:val="Lijstalinea"/>
+        <w:pStyle w:val="ListParagraph"/>
         <w:numPr>
           <w:ilvl w:val="1"/>
           <w:numId w:val="14"/>
@@ -4978,7 +4785,7 @@
     </w:p>
     <w:p>
       <w:pPr>
-        <w:pStyle w:val="Lijstalinea"/>
+        <w:pStyle w:val="ListParagraph"/>
         <w:numPr>
           <w:ilvl w:val="0"/>
           <w:numId w:val="14"/>
@@ -4997,17 +4804,26 @@
         </w:rPr>
         <w:t xml:space="preserve">Workshop: </w:t>
       </w:r>
-      <w:r>
-        <w:rPr>
-          <w:rFonts w:ascii="Verdana" w:hAnsi="Verdana"/>
-          <w:lang w:val="en-US"/>
-        </w:rPr>
-        <w:t>RSiena: GOF</w:t>
-      </w:r>
-    </w:p>
-    <w:p>
-      <w:pPr>
-        <w:pStyle w:val="Lijstalinea"/>
+      <w:proofErr w:type="spellStart"/>
+      <w:r>
+        <w:rPr>
+          <w:rFonts w:ascii="Verdana" w:hAnsi="Verdana"/>
+          <w:lang w:val="en-US"/>
+        </w:rPr>
+        <w:t>RSiena</w:t>
+      </w:r>
+      <w:proofErr w:type="spellEnd"/>
+      <w:r>
+        <w:rPr>
+          <w:rFonts w:ascii="Verdana" w:hAnsi="Verdana"/>
+          <w:lang w:val="en-US"/>
+        </w:rPr>
+        <w:t>: GOF</w:t>
+      </w:r>
+    </w:p>
+    <w:p>
+      <w:pPr>
+        <w:pStyle w:val="ListParagraph"/>
         <w:numPr>
           <w:ilvl w:val="0"/>
           <w:numId w:val="14"/>
@@ -5026,12 +4842,21 @@
         </w:rPr>
         <w:t xml:space="preserve">Workshop: </w:t>
       </w:r>
-      <w:r>
-        <w:rPr>
-          <w:rFonts w:ascii="Verdana" w:hAnsi="Verdana"/>
-          <w:lang w:val="en-US"/>
-        </w:rPr>
-        <w:t xml:space="preserve">RSiena: </w:t>
+      <w:proofErr w:type="spellStart"/>
+      <w:r>
+        <w:rPr>
+          <w:rFonts w:ascii="Verdana" w:hAnsi="Verdana"/>
+          <w:lang w:val="en-US"/>
+        </w:rPr>
+        <w:t>RSiena</w:t>
+      </w:r>
+      <w:proofErr w:type="spellEnd"/>
+      <w:r>
+        <w:rPr>
+          <w:rFonts w:ascii="Verdana" w:hAnsi="Verdana"/>
+          <w:lang w:val="en-US"/>
+        </w:rPr>
+        <w:t xml:space="preserve">: </w:t>
       </w:r>
       <w:r>
         <w:rPr>
@@ -5050,7 +4875,7 @@
     </w:p>
     <w:p>
       <w:pPr>
-        <w:pStyle w:val="Lijstalinea"/>
+        <w:pStyle w:val="ListParagraph"/>
         <w:numPr>
           <w:ilvl w:val="1"/>
           <w:numId w:val="14"/>
@@ -5099,7 +4924,7 @@
     </w:p>
     <w:p>
       <w:pPr>
-        <w:pStyle w:val="Lijstalinea"/>
+        <w:pStyle w:val="ListParagraph"/>
         <w:numPr>
           <w:ilvl w:val="0"/>
           <w:numId w:val="14"/>
@@ -5122,7 +4947,7 @@
     </w:p>
     <w:p>
       <w:pPr>
-        <w:pStyle w:val="Lijstalinea"/>
+        <w:pStyle w:val="ListParagraph"/>
         <w:numPr>
           <w:ilvl w:val="0"/>
           <w:numId w:val="14"/>
@@ -5196,7 +5021,7 @@
     </w:p>
     <w:p>
       <w:pPr>
-        <w:pStyle w:val="Lijstalinea"/>
+        <w:pStyle w:val="ListParagraph"/>
         <w:numPr>
           <w:ilvl w:val="0"/>
           <w:numId w:val="12"/>
@@ -5217,7 +5042,7 @@
     </w:p>
     <w:p>
       <w:pPr>
-        <w:pStyle w:val="Lijstalinea"/>
+        <w:pStyle w:val="ListParagraph"/>
         <w:numPr>
           <w:ilvl w:val="0"/>
           <w:numId w:val="12"/>
@@ -5235,7 +5060,7 @@
         </w:rPr>
         <w:t xml:space="preserve">Course handbook: </w:t>
       </w:r>
-      <w:hyperlink r:id="rId35" w:history="1">
+      <w:hyperlink r:id="rId34" w:history="1">
         <w:r>
           <w:rPr>
             <w:rStyle w:val="Hyperlink"/>
@@ -5248,7 +5073,7 @@
     </w:p>
     <w:p>
       <w:pPr>
-        <w:pStyle w:val="Lijstalinea"/>
+        <w:pStyle w:val="ListParagraph"/>
         <w:numPr>
           <w:ilvl w:val="0"/>
           <w:numId w:val="12"/>
@@ -5259,14 +5084,24 @@
           <w:lang w:val="en-GB" w:eastAsia="en-GB"/>
         </w:rPr>
       </w:pPr>
-      <w:hyperlink r:id="rId36" w:history="1">
+      <w:hyperlink r:id="rId35" w:history="1">
+        <w:proofErr w:type="spellStart"/>
         <w:r>
           <w:rPr>
             <w:rStyle w:val="Hyperlink"/>
             <w:rFonts w:ascii="Verdana" w:eastAsia="Times New Roman" w:hAnsi="Verdana" w:cs="Times New Roman"/>
             <w:lang w:val="en-GB" w:eastAsia="en-GB"/>
           </w:rPr>
-          <w:t>RSiena manual</w:t>
+          <w:t>RSiena</w:t>
+        </w:r>
+        <w:proofErr w:type="spellEnd"/>
+        <w:r>
+          <w:rPr>
+            <w:rStyle w:val="Hyperlink"/>
+            <w:rFonts w:ascii="Verdana" w:eastAsia="Times New Roman" w:hAnsi="Verdana" w:cs="Times New Roman"/>
+            <w:lang w:val="en-GB" w:eastAsia="en-GB"/>
+          </w:rPr>
+          <w:t xml:space="preserve"> manual</w:t>
         </w:r>
       </w:hyperlink>
     </w:p>
@@ -5323,7 +5158,21 @@
         <w:rPr>
           <w:rFonts w:ascii="Verdana" w:hAnsi="Verdana"/>
         </w:rPr>
-        <w:t xml:space="preserve">Franken, R., Bekhuis, H., &amp; Tolsma, J. (2023). </w:t>
+        <w:t xml:space="preserve">Franken, R., </w:t>
+      </w:r>
+      <w:proofErr w:type="spellStart"/>
+      <w:r>
+        <w:rPr>
+          <w:rFonts w:ascii="Verdana" w:hAnsi="Verdana"/>
+        </w:rPr>
+        <w:t>Bekhuis</w:t>
+      </w:r>
+      <w:proofErr w:type="spellEnd"/>
+      <w:r>
+        <w:rPr>
+          <w:rFonts w:ascii="Verdana" w:hAnsi="Verdana"/>
+        </w:rPr>
+        <w:t xml:space="preserve">, H., &amp; Tolsma, J. (2023). </w:t>
       </w:r>
       <w:r>
         <w:rPr>
@@ -5372,7 +5221,7 @@
           <w:lang w:val="en-GB"/>
         </w:rPr>
       </w:pPr>
-      <w:hyperlink r:id="rId37" w:history="1">
+      <w:hyperlink r:id="rId36" w:history="1">
         <w:r>
           <w:rPr>
             <w:rStyle w:val="Hyperlink"/>
@@ -5405,12 +5254,21 @@
           <w:lang w:val="en-GB"/>
         </w:rPr>
       </w:pPr>
+      <w:proofErr w:type="spellStart"/>
       <w:r>
         <w:rPr>
           <w:rFonts w:ascii="Verdana" w:hAnsi="Verdana"/>
           <w:lang w:val="en-GB"/>
         </w:rPr>
-        <w:t xml:space="preserve">Glatley, B., Rambaran, J.A., Sabree, K., Ryan, A., Walton, K., &amp; Modey, C. (2025). Peer Relationships and Sense of Belonging in the Transition to College. </w:t>
+        <w:t>Glatley</w:t>
+      </w:r>
+      <w:proofErr w:type="spellEnd"/>
+      <w:r>
+        <w:rPr>
+          <w:rFonts w:ascii="Verdana" w:hAnsi="Verdana"/>
+          <w:lang w:val="en-GB"/>
+        </w:rPr>
+        <w:t xml:space="preserve">, B., Rambaran, J.A., Sabree, K., Ryan, A., Walton, K., &amp; Modey, C. (2025). Peer Relationships and Sense of Belonging in the Transition to College. </w:t>
       </w:r>
       <w:r>
         <w:rPr>
@@ -5444,7 +5302,7 @@
         </w:rPr>
         <w:t xml:space="preserve">(1), 34-62. </w:t>
       </w:r>
-      <w:hyperlink r:id="rId38" w:history="1">
+      <w:hyperlink r:id="rId37" w:history="1">
         <w:r>
           <w:rPr>
             <w:rStyle w:val="Hyperlink"/>
@@ -5482,7 +5340,23 @@
           <w:rFonts w:ascii="Verdana" w:hAnsi="Verdana"/>
           <w:lang w:val="en-GB"/>
         </w:rPr>
-        <w:t xml:space="preserve">Kretschmer, D., &amp; Leszczensky, L. (2026). Stable or dynamic? Explaining the development of Muslim and non-Muslim boys’ and girls’ friendship-making across adolescence. </w:t>
+        <w:t xml:space="preserve">Kretschmer, D., &amp; </w:t>
+      </w:r>
+      <w:proofErr w:type="spellStart"/>
+      <w:r>
+        <w:rPr>
+          <w:rFonts w:ascii="Verdana" w:hAnsi="Verdana"/>
+          <w:lang w:val="en-GB"/>
+        </w:rPr>
+        <w:t>Leszczensky</w:t>
+      </w:r>
+      <w:proofErr w:type="spellEnd"/>
+      <w:r>
+        <w:rPr>
+          <w:rFonts w:ascii="Verdana" w:hAnsi="Verdana"/>
+          <w:lang w:val="en-GB"/>
+        </w:rPr>
+        <w:t xml:space="preserve">, L. (2026). Stable or dynamic? Explaining the development of Muslim and non-Muslim boys’ and girls’ friendship-making across adolescence. </w:t>
       </w:r>
       <w:r>
         <w:rPr>
@@ -5524,7 +5398,7 @@
           <w:lang w:val="en-US"/>
         </w:rPr>
       </w:pPr>
-      <w:hyperlink r:id="rId39" w:history="1">
+      <w:hyperlink r:id="rId38" w:history="1">
         <w:r>
           <w:rPr>
             <w:rStyle w:val="Hyperlink"/>
@@ -5555,7 +5429,39 @@
           <w:rFonts w:ascii="Verdana" w:hAnsi="Verdana"/>
           <w:lang w:val="en-GB"/>
         </w:rPr>
-        <w:t xml:space="preserve">Tolsma, J., &amp; Spierings, N. (2024). Twitter and divides in the Dutch parliament: social and political segregation in the following,@-mentions and retweets networks. </w:t>
+        <w:t xml:space="preserve">Tolsma, J., &amp; </w:t>
+      </w:r>
+      <w:proofErr w:type="spellStart"/>
+      <w:r>
+        <w:rPr>
+          <w:rFonts w:ascii="Verdana" w:hAnsi="Verdana"/>
+          <w:lang w:val="en-GB"/>
+        </w:rPr>
+        <w:t>Spierings</w:t>
+      </w:r>
+      <w:proofErr w:type="spellEnd"/>
+      <w:r>
+        <w:rPr>
+          <w:rFonts w:ascii="Verdana" w:hAnsi="Verdana"/>
+          <w:lang w:val="en-GB"/>
+        </w:rPr>
+        <w:t xml:space="preserve">, N. (2024). Twitter and divides in the Dutch parliament: social and political segregation in the </w:t>
+      </w:r>
+      <w:proofErr w:type="gramStart"/>
+      <w:r>
+        <w:rPr>
+          <w:rFonts w:ascii="Verdana" w:hAnsi="Verdana"/>
+          <w:lang w:val="en-GB"/>
+        </w:rPr>
+        <w:t>following,@</w:t>
+      </w:r>
+      <w:proofErr w:type="gramEnd"/>
+      <w:r>
+        <w:rPr>
+          <w:rFonts w:ascii="Verdana" w:hAnsi="Verdana"/>
+          <w:lang w:val="en-GB"/>
+        </w:rPr>
+        <w:t xml:space="preserve">-mentions and retweets networks. </w:t>
       </w:r>
       <w:r>
         <w:rPr>
@@ -5597,7 +5503,7 @@
           <w:lang w:val="en-GB"/>
         </w:rPr>
       </w:pPr>
-      <w:hyperlink r:id="rId40" w:history="1">
+      <w:hyperlink r:id="rId39" w:history="1">
         <w:r>
           <w:rPr>
             <w:rStyle w:val="Hyperlink"/>
@@ -5879,7 +5785,7 @@
 </file>
 
 <file path=word/numbering.xml><?xml version="1.0" encoding="utf-8"?>
-<w:numbering xmlns:wpc="http://schemas.microsoft.com/office/word/2010/wordprocessingCanvas" xmlns:cx="http://schemas.microsoft.com/office/drawing/2014/chartex" xmlns:cx1="http://schemas.microsoft.com/office/drawing/2015/9/8/chartex" xmlns:cx2="http://schemas.microsoft.com/office/drawing/2015/10/21/chartex" xmlns:cx3="http://schemas.microsoft.com/office/drawing/2016/5/9/chartex" xmlns:cx4="http://schemas.microsoft.com/office/drawing/2016/5/10/chartex" xmlns:cx5="http://schemas.microsoft.com/office/drawing/2016/5/11/chartex" xmlns:cx6="http://schemas.microsoft.com/office/drawing/2016/5/12/chartex" xmlns:cx7="http://schemas.microsoft.com/office/drawing/2016/5/13/chartex" xmlns:cx8="http://schemas.microsoft.com/office/drawing/2016/5/14/chartex" xmlns:mc="http://schemas.openxmlformats.org/markup-compatibility/2006" xmlns:aink="http://schemas.microsoft.com/office/drawing/2016/ink" xmlns:am3d="http://schemas.microsoft.com/office/drawing/2017/model3d" xmlns:o="urn:schemas-microsoft-com:office:office" xmlns:oel="http://schemas.microsoft.com/office/2019/extlst" xmlns:r="http://schemas.openxmlformats.org/officeDocument/2006/relationships" xmlns:m="http://schemas.openxmlformats.org/officeDocument/2006/math" xmlns:v="urn:schemas-microsoft-com:vml" xmlns:wp14="http://schemas.microsoft.com/office/word/2010/wordprocessingDrawing" xmlns:wp="http://schemas.openxmlformats.org/drawingml/2006/wordprocessingDrawing" xmlns:w10="urn:schemas-microsoft-com:office:word" xmlns:w="http://schemas.openxmlformats.org/wordprocessingml/2006/main" xmlns:w14="http://schemas.microsoft.com/office/word/2010/wordml" xmlns:w15="http://schemas.microsoft.com/office/word/2012/wordml" xmlns:w16cex="http://schemas.microsoft.com/office/word/2018/wordml/cex" xmlns:w16cid="http://schemas.microsoft.com/office/word/2016/wordml/cid" xmlns:w16="http://schemas.microsoft.com/office/word/2018/wordml" xmlns:w16du="http://schemas.microsoft.com/office/word/2023/wordml/word16du" xmlns:w16sdtdh="http://schemas.microsoft.com/office/word/2020/wordml/sdtdatahash" xmlns:w16se="http://schemas.microsoft.com/office/word/2015/wordml/symex" xmlns:wpg="http://schemas.microsoft.com/office/word/2010/wordprocessingGroup" xmlns:wpi="http://schemas.microsoft.com/office/word/2010/wordprocessingInk" xmlns:wne="http://schemas.microsoft.com/office/word/2006/wordml" xmlns:wps="http://schemas.microsoft.com/office/word/2010/wordprocessingShape" mc:Ignorable="w14 w15 w16se w16cid w16 w16cex w16sdtdh w16du wp14">
+<w:numbering xmlns:wpc="http://schemas.microsoft.com/office/word/2010/wordprocessingCanvas" xmlns:cx="http://schemas.microsoft.com/office/drawing/2014/chartex" xmlns:cx1="http://schemas.microsoft.com/office/drawing/2015/9/8/chartex" xmlns:cx2="http://schemas.microsoft.com/office/drawing/2015/10/21/chartex" xmlns:cx3="http://schemas.microsoft.com/office/drawing/2016/5/9/chartex" xmlns:cx4="http://schemas.microsoft.com/office/drawing/2016/5/10/chartex" xmlns:cx5="http://schemas.microsoft.com/office/drawing/2016/5/11/chartex" xmlns:cx6="http://schemas.microsoft.com/office/drawing/2016/5/12/chartex" xmlns:cx7="http://schemas.microsoft.com/office/drawing/2016/5/13/chartex" xmlns:cx8="http://schemas.microsoft.com/office/drawing/2016/5/14/chartex" xmlns:mc="http://schemas.openxmlformats.org/markup-compatibility/2006" xmlns:aink="http://schemas.microsoft.com/office/drawing/2016/ink" xmlns:am3d="http://schemas.microsoft.com/office/drawing/2017/model3d" xmlns:o="urn:schemas-microsoft-com:office:office" xmlns:oel="http://schemas.microsoft.com/office/2019/extlst" xmlns:r="http://schemas.openxmlformats.org/officeDocument/2006/relationships" xmlns:m="http://schemas.openxmlformats.org/officeDocument/2006/math" xmlns:v="urn:schemas-microsoft-com:vml" xmlns:wp14="http://schemas.microsoft.com/office/word/2010/wordprocessingDrawing" xmlns:wp="http://schemas.openxmlformats.org/drawingml/2006/wordprocessingDrawing" xmlns:w10="urn:schemas-microsoft-com:office:word" xmlns:w="http://schemas.openxmlformats.org/wordprocessingml/2006/main" xmlns:w14="http://schemas.microsoft.com/office/word/2010/wordml" xmlns:w15="http://schemas.microsoft.com/office/word/2012/wordml" xmlns:w16cei="http://schemas.microsoft.com/office/word/2026/wordml/cei" xmlns:w16cex="http://schemas.microsoft.com/office/word/2018/wordml/cex" xmlns:w16cid="http://schemas.microsoft.com/office/word/2016/wordml/cid" xmlns:w16="http://schemas.microsoft.com/office/word/2018/wordml" xmlns:w16du="http://schemas.microsoft.com/office/word/2023/wordml/word16du" xmlns:w16sdtdh="http://schemas.microsoft.com/office/word/2020/wordml/sdtdatahash" xmlns:w16sdtfl="http://schemas.microsoft.com/office/word/2024/wordml/sdtformatlock" xmlns:w16se="http://schemas.microsoft.com/office/word/2015/wordml/symex" xmlns:wpg="http://schemas.microsoft.com/office/word/2010/wordprocessingGroup" xmlns:wpi="http://schemas.microsoft.com/office/word/2010/wordprocessingInk" xmlns:wne="http://schemas.microsoft.com/office/word/2006/wordml" xmlns:wps="http://schemas.microsoft.com/office/word/2010/wordprocessingShape" mc:Ignorable="w14 w15 w16se w16cid w16 w16cex w16sdtdh w16sdtfl w16du wp14">
   <w:abstractNum w:abstractNumId="0" w15:restartNumberingAfterBreak="0">
     <w:nsid w:val="00ED3EEA"/>
     <w:multiLevelType w:val="hybridMultilevel"/>
@@ -8352,7 +8258,7 @@
 </file>
 
 <file path=word/styles.xml><?xml version="1.0" encoding="utf-8"?>
-<w:styles xmlns:mc="http://schemas.openxmlformats.org/markup-compatibility/2006" xmlns:r="http://schemas.openxmlformats.org/officeDocument/2006/relationships" xmlns:w="http://schemas.openxmlformats.org/wordprocessingml/2006/main" xmlns:w14="http://schemas.microsoft.com/office/word/2010/wordml" xmlns:w15="http://schemas.microsoft.com/office/word/2012/wordml" xmlns:w16cex="http://schemas.microsoft.com/office/word/2018/wordml/cex" xmlns:w16cid="http://schemas.microsoft.com/office/word/2016/wordml/cid" xmlns:w16="http://schemas.microsoft.com/office/word/2018/wordml" xmlns:w16du="http://schemas.microsoft.com/office/word/2023/wordml/word16du" xmlns:w16sdtdh="http://schemas.microsoft.com/office/word/2020/wordml/sdtdatahash" xmlns:w16se="http://schemas.microsoft.com/office/word/2015/wordml/symex" mc:Ignorable="w14 w15 w16se w16cid w16 w16cex w16sdtdh w16du">
+<w:styles xmlns:mc="http://schemas.openxmlformats.org/markup-compatibility/2006" xmlns:r="http://schemas.openxmlformats.org/officeDocument/2006/relationships" xmlns:w="http://schemas.openxmlformats.org/wordprocessingml/2006/main" xmlns:w14="http://schemas.microsoft.com/office/word/2010/wordml" xmlns:w15="http://schemas.microsoft.com/office/word/2012/wordml" xmlns:w16cex="http://schemas.microsoft.com/office/word/2018/wordml/cex" xmlns:w16cid="http://schemas.microsoft.com/office/word/2016/wordml/cid" xmlns:w16="http://schemas.microsoft.com/office/word/2018/wordml" xmlns:w16du="http://schemas.microsoft.com/office/word/2023/wordml/word16du" xmlns:w16sdtdh="http://schemas.microsoft.com/office/word/2020/wordml/sdtdatahash" xmlns:w16sdtfl="http://schemas.microsoft.com/office/word/2024/wordml/sdtformatlock" xmlns:w16se="http://schemas.microsoft.com/office/word/2015/wordml/symex" mc:Ignorable="w14 w15 w16se w16cid w16 w16cex w16sdtdh w16sdtfl w16du">
   <w:docDefaults>
     <w:rPrDefault>
       <w:rPr>
@@ -8746,18 +8652,18 @@
     <w:lsdException w:name="Unresolved Mention" w:semiHidden="1" w:unhideWhenUsed="1"/>
     <w:lsdException w:name="Smart Link" w:semiHidden="1" w:unhideWhenUsed="1"/>
   </w:latentStyles>
-  <w:style w:type="paragraph" w:default="1" w:styleId="Standaard">
+  <w:style w:type="paragraph" w:default="1" w:styleId="Normal">
     <w:name w:val="Normal"/>
     <w:qFormat/>
     <w:rsid w:val="0035789A"/>
   </w:style>
-  <w:style w:type="character" w:default="1" w:styleId="Standaardalinea-lettertype">
+  <w:style w:type="character" w:default="1" w:styleId="DefaultParagraphFont">
     <w:name w:val="Default Paragraph Font"/>
     <w:uiPriority w:val="1"/>
     <w:semiHidden/>
     <w:unhideWhenUsed/>
   </w:style>
-  <w:style w:type="table" w:default="1" w:styleId="Standaardtabel">
+  <w:style w:type="table" w:default="1" w:styleId="TableNormal">
     <w:name w:val="Normal Table"/>
     <w:uiPriority w:val="99"/>
     <w:semiHidden/>
@@ -8772,16 +8678,16 @@
       </w:tblCellMar>
     </w:tblPr>
   </w:style>
-  <w:style w:type="numbering" w:default="1" w:styleId="Geenlijst">
+  <w:style w:type="numbering" w:default="1" w:styleId="NoList">
     <w:name w:val="No List"/>
     <w:uiPriority w:val="99"/>
     <w:semiHidden/>
     <w:unhideWhenUsed/>
   </w:style>
-  <w:style w:type="paragraph" w:styleId="Plattetekst">
+  <w:style w:type="paragraph" w:styleId="BodyText">
     <w:name w:val="Body Text"/>
-    <w:basedOn w:val="Standaard"/>
-    <w:link w:val="PlattetekstChar"/>
+    <w:basedOn w:val="Normal"/>
+    <w:link w:val="BodyTextChar"/>
     <w:uiPriority w:val="99"/>
     <w:semiHidden/>
     <w:unhideWhenUsed/>
@@ -8796,10 +8702,10 @@
       <w:lang w:val="en-GB" w:eastAsia="en-GB"/>
     </w:rPr>
   </w:style>
-  <w:style w:type="character" w:customStyle="1" w:styleId="PlattetekstChar">
-    <w:name w:val="Platte tekst Char"/>
-    <w:basedOn w:val="Standaardalinea-lettertype"/>
-    <w:link w:val="Plattetekst"/>
+  <w:style w:type="character" w:customStyle="1" w:styleId="BodyTextChar">
+    <w:name w:val="Body Text Char"/>
+    <w:basedOn w:val="DefaultParagraphFont"/>
+    <w:link w:val="BodyText"/>
     <w:uiPriority w:val="99"/>
     <w:semiHidden/>
     <w:rsid w:val="0012696A"/>
@@ -8810,9 +8716,9 @@
       <w:lang w:val="en-GB" w:eastAsia="en-GB"/>
     </w:rPr>
   </w:style>
-  <w:style w:type="paragraph" w:styleId="Normaalweb">
+  <w:style w:type="paragraph" w:styleId="NormalWeb">
     <w:name w:val="Normal (Web)"/>
-    <w:basedOn w:val="Standaard"/>
+    <w:basedOn w:val="Normal"/>
     <w:uiPriority w:val="99"/>
     <w:semiHidden/>
     <w:unhideWhenUsed/>
@@ -8827,9 +8733,9 @@
       <w:lang w:val="en-GB" w:eastAsia="en-GB"/>
     </w:rPr>
   </w:style>
-  <w:style w:type="character" w:styleId="Zwaar">
+  <w:style w:type="character" w:styleId="Strong">
     <w:name w:val="Strong"/>
-    <w:basedOn w:val="Standaardalinea-lettertype"/>
+    <w:basedOn w:val="DefaultParagraphFont"/>
     <w:uiPriority w:val="22"/>
     <w:qFormat/>
     <w:rsid w:val="0012696A"/>
@@ -8838,9 +8744,9 @@
       <w:bCs/>
     </w:rPr>
   </w:style>
-  <w:style w:type="paragraph" w:styleId="Lijstalinea">
+  <w:style w:type="paragraph" w:styleId="ListParagraph">
     <w:name w:val="List Paragraph"/>
-    <w:basedOn w:val="Standaard"/>
+    <w:basedOn w:val="Normal"/>
     <w:uiPriority w:val="34"/>
     <w:qFormat/>
     <w:rsid w:val="0012696A"/>
@@ -8849,9 +8755,9 @@
       <w:contextualSpacing/>
     </w:pPr>
   </w:style>
-  <w:style w:type="character" w:styleId="Nadruk">
+  <w:style w:type="character" w:styleId="Emphasis">
     <w:name w:val="Emphasis"/>
-    <w:basedOn w:val="Standaardalinea-lettertype"/>
+    <w:basedOn w:val="DefaultParagraphFont"/>
     <w:uiPriority w:val="20"/>
     <w:qFormat/>
     <w:rsid w:val="00710426"/>
@@ -8862,7 +8768,7 @@
   </w:style>
   <w:style w:type="character" w:styleId="Hyperlink">
     <w:name w:val="Hyperlink"/>
-    <w:basedOn w:val="Standaardalinea-lettertype"/>
+    <w:basedOn w:val="DefaultParagraphFont"/>
     <w:uiPriority w:val="99"/>
     <w:unhideWhenUsed/>
     <w:rsid w:val="002E1898"/>
@@ -8871,9 +8777,9 @@
       <w:u w:val="single"/>
     </w:rPr>
   </w:style>
-  <w:style w:type="character" w:styleId="Onopgelostemelding">
+  <w:style w:type="character" w:styleId="UnresolvedMention">
     <w:name w:val="Unresolved Mention"/>
-    <w:basedOn w:val="Standaardalinea-lettertype"/>
+    <w:basedOn w:val="DefaultParagraphFont"/>
     <w:uiPriority w:val="99"/>
     <w:semiHidden/>
     <w:unhideWhenUsed/>
@@ -8883,9 +8789,9 @@
       <w:shd w:val="clear" w:color="auto" w:fill="E1DFDD"/>
     </w:rPr>
   </w:style>
-  <w:style w:type="character" w:styleId="GevolgdeHyperlink">
+  <w:style w:type="character" w:styleId="FollowedHyperlink">
     <w:name w:val="FollowedHyperlink"/>
-    <w:basedOn w:val="Standaardalinea-lettertype"/>
+    <w:basedOn w:val="DefaultParagraphFont"/>
     <w:uiPriority w:val="99"/>
     <w:semiHidden/>
     <w:unhideWhenUsed/>
@@ -8895,9 +8801,9 @@
       <w:u w:val="single"/>
     </w:rPr>
   </w:style>
-  <w:style w:type="character" w:styleId="Verwijzingopmerking">
+  <w:style w:type="character" w:styleId="CommentReference">
     <w:name w:val="annotation reference"/>
-    <w:basedOn w:val="Standaardalinea-lettertype"/>
+    <w:basedOn w:val="DefaultParagraphFont"/>
     <w:uiPriority w:val="99"/>
     <w:semiHidden/>
     <w:unhideWhenUsed/>
@@ -8907,10 +8813,10 @@
       <w:szCs w:val="16"/>
     </w:rPr>
   </w:style>
-  <w:style w:type="paragraph" w:styleId="Tekstopmerking">
+  <w:style w:type="paragraph" w:styleId="CommentText">
     <w:name w:val="annotation text"/>
-    <w:basedOn w:val="Standaard"/>
-    <w:link w:val="TekstopmerkingChar"/>
+    <w:basedOn w:val="Normal"/>
+    <w:link w:val="CommentTextChar"/>
     <w:uiPriority w:val="99"/>
     <w:semiHidden/>
     <w:unhideWhenUsed/>
@@ -8923,10 +8829,10 @@
       <w:szCs w:val="20"/>
     </w:rPr>
   </w:style>
-  <w:style w:type="character" w:customStyle="1" w:styleId="TekstopmerkingChar">
-    <w:name w:val="Tekst opmerking Char"/>
-    <w:basedOn w:val="Standaardalinea-lettertype"/>
-    <w:link w:val="Tekstopmerking"/>
+  <w:style w:type="character" w:customStyle="1" w:styleId="CommentTextChar">
+    <w:name w:val="Comment Text Char"/>
+    <w:basedOn w:val="DefaultParagraphFont"/>
+    <w:link w:val="CommentText"/>
     <w:uiPriority w:val="99"/>
     <w:semiHidden/>
     <w:rsid w:val="000264BC"/>
@@ -8935,11 +8841,11 @@
       <w:szCs w:val="20"/>
     </w:rPr>
   </w:style>
-  <w:style w:type="paragraph" w:styleId="Onderwerpvanopmerking">
+  <w:style w:type="paragraph" w:styleId="CommentSubject">
     <w:name w:val="annotation subject"/>
-    <w:basedOn w:val="Tekstopmerking"/>
-    <w:next w:val="Tekstopmerking"/>
-    <w:link w:val="OnderwerpvanopmerkingChar"/>
+    <w:basedOn w:val="CommentText"/>
+    <w:next w:val="CommentText"/>
+    <w:link w:val="CommentSubjectChar"/>
     <w:uiPriority w:val="99"/>
     <w:semiHidden/>
     <w:unhideWhenUsed/>
@@ -8949,10 +8855,10 @@
       <w:bCs/>
     </w:rPr>
   </w:style>
-  <w:style w:type="character" w:customStyle="1" w:styleId="OnderwerpvanopmerkingChar">
-    <w:name w:val="Onderwerp van opmerking Char"/>
-    <w:basedOn w:val="TekstopmerkingChar"/>
-    <w:link w:val="Onderwerpvanopmerking"/>
+  <w:style w:type="character" w:customStyle="1" w:styleId="CommentSubjectChar">
+    <w:name w:val="Comment Subject Char"/>
+    <w:basedOn w:val="CommentTextChar"/>
+    <w:link w:val="CommentSubject"/>
     <w:uiPriority w:val="99"/>
     <w:semiHidden/>
     <w:rsid w:val="000264BC"/>
@@ -8963,10 +8869,10 @@
       <w:szCs w:val="20"/>
     </w:rPr>
   </w:style>
-  <w:style w:type="paragraph" w:styleId="Ballontekst">
+  <w:style w:type="paragraph" w:styleId="BalloonText">
     <w:name w:val="Balloon Text"/>
-    <w:basedOn w:val="Standaard"/>
-    <w:link w:val="BallontekstChar"/>
+    <w:basedOn w:val="Normal"/>
+    <w:link w:val="BalloonTextChar"/>
     <w:uiPriority w:val="99"/>
     <w:semiHidden/>
     <w:unhideWhenUsed/>
@@ -8980,10 +8886,10 @@
       <w:szCs w:val="18"/>
     </w:rPr>
   </w:style>
-  <w:style w:type="character" w:customStyle="1" w:styleId="BallontekstChar">
-    <w:name w:val="Ballontekst Char"/>
-    <w:basedOn w:val="Standaardalinea-lettertype"/>
-    <w:link w:val="Ballontekst"/>
+  <w:style w:type="character" w:customStyle="1" w:styleId="BalloonTextChar">
+    <w:name w:val="Balloon Text Char"/>
+    <w:basedOn w:val="DefaultParagraphFont"/>
+    <w:link w:val="BalloonText"/>
     <w:uiPriority w:val="99"/>
     <w:semiHidden/>
     <w:rsid w:val="000264BC"/>
@@ -9499,20 +9405,20 @@
 </file>
 
 <file path=customXml/item2.xml><?xml version="1.0" encoding="utf-8"?>
+<p:properties xmlns:p="http://schemas.microsoft.com/office/2006/metadata/properties" xmlns:xsi="http://www.w3.org/2001/XMLSchema-instance" xmlns:pc="http://schemas.microsoft.com/office/infopath/2007/PartnerControls">
+  <documentManagement>
+    <_activity xmlns="085fb5cd-16b3-4e7e-8f65-6131b327270a" xsi:nil="true"/>
+  </documentManagement>
+</p:properties>
+</file>
+
+<file path=customXml/item3.xml><?xml version="1.0" encoding="utf-8"?>
 <?mso-contentType ?>
 <FormTemplates xmlns="http://schemas.microsoft.com/sharepoint/v3/contenttype/forms">
   <Display>DocumentLibraryForm</Display>
   <Edit>DocumentLibraryForm</Edit>
   <New>DocumentLibraryForm</New>
 </FormTemplates>
-</file>
-
-<file path=customXml/item3.xml><?xml version="1.0" encoding="utf-8"?>
-<p:properties xmlns:p="http://schemas.microsoft.com/office/2006/metadata/properties" xmlns:xsi="http://www.w3.org/2001/XMLSchema-instance" xmlns:pc="http://schemas.microsoft.com/office/infopath/2007/PartnerControls">
-  <documentManagement>
-    <_activity xmlns="085fb5cd-16b3-4e7e-8f65-6131b327270a" xsi:nil="true"/>
-  </documentManagement>
-</p:properties>
 </file>
 
 <file path=customXml/itemProps1.xml><?xml version="1.0" encoding="utf-8"?>
@@ -9535,14 +9441,6 @@
 </file>
 
 <file path=customXml/itemProps2.xml><?xml version="1.0" encoding="utf-8"?>
-<ds:datastoreItem xmlns:ds="http://schemas.openxmlformats.org/officeDocument/2006/customXml" ds:itemID="{4DB5F1B8-FFF8-4263-AF35-570CB9FB7B30}">
-  <ds:schemaRefs>
-    <ds:schemaRef ds:uri="http://schemas.microsoft.com/sharepoint/v3/contenttype/forms"/>
-  </ds:schemaRefs>
-</ds:datastoreItem>
-</file>
-
-<file path=customXml/itemProps3.xml><?xml version="1.0" encoding="utf-8"?>
 <ds:datastoreItem xmlns:ds="http://schemas.openxmlformats.org/officeDocument/2006/customXml" ds:itemID="{421F70D6-3A7A-4F27-8B8B-74B51A50E52A}">
   <ds:schemaRefs>
     <ds:schemaRef ds:uri="http://schemas.microsoft.com/office/2006/metadata/properties"/>
@@ -9552,6 +9450,14 @@
 </ds:datastoreItem>
 </file>
 
+<file path=customXml/itemProps3.xml><?xml version="1.0" encoding="utf-8"?>
+<ds:datastoreItem xmlns:ds="http://schemas.openxmlformats.org/officeDocument/2006/customXml" ds:itemID="{4DB5F1B8-FFF8-4263-AF35-570CB9FB7B30}">
+  <ds:schemaRefs>
+    <ds:schemaRef ds:uri="http://schemas.microsoft.com/sharepoint/v3/contenttype/forms"/>
+  </ds:schemaRefs>
+</ds:datastoreItem>
+</file>
+
 <file path=docMetadata/LabelInfo.xml><?xml version="1.0" encoding="utf-8"?>
 <clbl:labelList xmlns:clbl="http://schemas.microsoft.com/office/2020/mipLabelMetadata">
   <clbl:label id="{084578d9-400d-4a5a-a7c7-e76ca47af400}" enabled="0" method="" siteId="{084578d9-400d-4a5a-a7c7-e76ca47af400}" removed="1"/>
